--- a/P2/222012115_Phase_2.docx
+++ b/P2/222012115_Phase_2.docx
@@ -1160,7 +1160,21 @@
               <w:rPr>
                 <w:rFonts w:ascii="Times New Roman" w:hAnsi="Times New Roman" w:cs="Times New Roman"/>
               </w:rPr>
-              <w:t>Creation, editing and review of design report documents to be submitted for phases 1, 2 and 3 of this module, along with demonstrations to be performed and oral presentations to be held.</w:t>
+              <w:t xml:space="preserve">Creation, editing and review of design report documents to be submitted for phases 1, 2 and 3 of this </w:t>
+            </w:r>
+            <w:proofErr w:type="gramStart"/>
+            <w:r>
+              <w:rPr>
+                <w:rFonts w:ascii="Times New Roman" w:hAnsi="Times New Roman" w:cs="Times New Roman"/>
+              </w:rPr>
+              <w:t>module</w:t>
+            </w:r>
+            <w:proofErr w:type="gramEnd"/>
+            <w:r>
+              <w:rPr>
+                <w:rFonts w:ascii="Times New Roman" w:hAnsi="Times New Roman" w:cs="Times New Roman"/>
+              </w:rPr>
+              <w:t>, along with demonstrations to be performed and oral presentations to be held.</w:t>
             </w:r>
           </w:p>
         </w:tc>
@@ -1256,7 +1270,21 @@
         <w:rPr>
           <w:rFonts w:ascii="Times New Roman" w:hAnsi="Times New Roman" w:cs="Times New Roman"/>
         </w:rPr>
-        <w:t xml:space="preserve"> is a low-cost wearable that continuously monitors heart rate (HR), breath rate (BR), and heart rate variability (HRV) from a photoplethysmography (PPG) signal, to detect dangerous physiological or stress states and automatically alert the wearer and their emergency contacts –  addressing a gap in existing devices, which are either costly or lack automated alerting. A mobile application receives the PPG signal via Bluetooth Low Energy (BLE) from an optical sensor, filters motion artifacts (MA</w:t>
+        <w:t xml:space="preserve"> is a low-cost wearable that continuously monitors heart rate (HR), breath rate (BR), and heart rate variability (HRV) from a photoplethysmography (PPG) signal, to detect dangerous physiological or stress states and automatically alert the wearer and their emergency contacts </w:t>
+      </w:r>
+      <w:proofErr w:type="gramStart"/>
+      <w:r>
+        <w:rPr>
+          <w:rFonts w:ascii="Times New Roman" w:hAnsi="Times New Roman" w:cs="Times New Roman"/>
+        </w:rPr>
+        <w:t>–  addressing</w:t>
+      </w:r>
+      <w:proofErr w:type="gramEnd"/>
+      <w:r>
+        <w:rPr>
+          <w:rFonts w:ascii="Times New Roman" w:hAnsi="Times New Roman" w:cs="Times New Roman"/>
+        </w:rPr>
+        <w:t xml:space="preserve"> a gap in existing devices, which are either costly or lack automated alerting. A mobile application receives the PPG signal via Bluetooth Low Energy (BLE) from an optical sensor, filters motion artifacts (MA</w:t>
       </w:r>
       <w:r>
         <w:rPr>
@@ -4503,7 +4531,7 @@
           <w:sz w:val="22"/>
           <w:szCs w:val="22"/>
         </w:rPr>
-        <w:t>AI evidence – document editing</w:t>
+        <w:t>AI evidence – document editing………………………………………………………………………</w:t>
       </w:r>
       <w:r>
         <w:rPr>
@@ -4513,9 +4541,12 @@
           <w:sz w:val="22"/>
           <w:szCs w:val="22"/>
         </w:rPr>
-        <w:t>………………………………………………………………………</w:t>
-      </w:r>
-      <w:r>
+        <w:t>b</w:t>
+      </w:r>
+    </w:p>
+    <w:p>
+      <w:pPr>
+        <w:jc w:val="both"/>
         <w:rPr>
           <w:rFonts w:ascii="Times New Roman" w:hAnsi="Times New Roman" w:cs="Times New Roman"/>
           <w:i/>
@@ -4523,12 +4554,15 @@
           <w:sz w:val="22"/>
           <w:szCs w:val="22"/>
         </w:rPr>
-        <w:t>b</w:t>
-      </w:r>
-    </w:p>
-    <w:p>
-      <w:pPr>
-        <w:jc w:val="both"/>
+      </w:pPr>
+      <w:r>
+        <w:rPr>
+          <w:rFonts w:ascii="Times New Roman" w:hAnsi="Times New Roman" w:cs="Times New Roman"/>
+          <w:lang w:eastAsia="en-ZA"/>
+        </w:rPr>
+        <w:t xml:space="preserve">Figure b </w:t>
+      </w:r>
+      <w:r>
         <w:rPr>
           <w:rFonts w:ascii="Times New Roman" w:hAnsi="Times New Roman" w:cs="Times New Roman"/>
           <w:i/>
@@ -4536,27 +4570,7 @@
           <w:sz w:val="22"/>
           <w:szCs w:val="22"/>
         </w:rPr>
-      </w:pPr>
-      <w:r>
-        <w:rPr>
-          <w:rFonts w:ascii="Times New Roman" w:hAnsi="Times New Roman" w:cs="Times New Roman"/>
-          <w:lang w:eastAsia="en-ZA"/>
-        </w:rPr>
-        <w:t xml:space="preserve">Figure </w:t>
-      </w:r>
-      <w:r>
-        <w:rPr>
-          <w:rFonts w:ascii="Times New Roman" w:hAnsi="Times New Roman" w:cs="Times New Roman"/>
-          <w:lang w:eastAsia="en-ZA"/>
-        </w:rPr>
-        <w:t>b</w:t>
-      </w:r>
-      <w:r>
-        <w:rPr>
-          <w:rFonts w:ascii="Times New Roman" w:hAnsi="Times New Roman" w:cs="Times New Roman"/>
-          <w:lang w:eastAsia="en-ZA"/>
-        </w:rPr>
-        <w:t xml:space="preserve"> </w:t>
+        <w:t>AI evidence – GAANT chart generation………………………………………..……………………</w:t>
       </w:r>
       <w:r>
         <w:rPr>
@@ -4566,8 +4580,18 @@
           <w:sz w:val="22"/>
           <w:szCs w:val="22"/>
         </w:rPr>
-        <w:t xml:space="preserve">AI evidence – </w:t>
-      </w:r>
+        <w:t>c</w:t>
+      </w:r>
+    </w:p>
+    <w:p>
+      <w:pPr>
+        <w:jc w:val="both"/>
+        <w:rPr>
+          <w:rFonts w:ascii="Times New Roman" w:hAnsi="Times New Roman" w:cs="Times New Roman"/>
+          <w:i/>
+          <w:iCs/>
+        </w:rPr>
+      </w:pPr>
       <w:r>
         <w:rPr>
           <w:rFonts w:ascii="Times New Roman" w:hAnsi="Times New Roman" w:cs="Times New Roman"/>
@@ -4576,83 +4600,15 @@
           <w:sz w:val="22"/>
           <w:szCs w:val="22"/>
         </w:rPr>
-        <w:t>GAANT chart generation</w:t>
+        <w:t xml:space="preserve">Figure c AI evidence - </w:t>
       </w:r>
       <w:r>
         <w:rPr>
           <w:rFonts w:ascii="Times New Roman" w:hAnsi="Times New Roman" w:cs="Times New Roman"/>
           <w:i/>
           <w:iCs/>
-          <w:sz w:val="22"/>
-          <w:szCs w:val="22"/>
-        </w:rPr>
-        <w:t>………………………………………</w:t>
-      </w:r>
-      <w:r>
-        <w:rPr>
-          <w:rFonts w:ascii="Times New Roman" w:hAnsi="Times New Roman" w:cs="Times New Roman"/>
-          <w:i/>
-          <w:iCs/>
-          <w:sz w:val="22"/>
-          <w:szCs w:val="22"/>
-        </w:rPr>
-        <w:t>..</w:t>
-      </w:r>
-      <w:r>
-        <w:rPr>
-          <w:rFonts w:ascii="Times New Roman" w:hAnsi="Times New Roman" w:cs="Times New Roman"/>
-          <w:i/>
-          <w:iCs/>
-          <w:sz w:val="22"/>
-          <w:szCs w:val="22"/>
-        </w:rPr>
-        <w:t>……………………</w:t>
-      </w:r>
-      <w:r>
-        <w:rPr>
-          <w:rFonts w:ascii="Times New Roman" w:hAnsi="Times New Roman" w:cs="Times New Roman"/>
-          <w:i/>
-          <w:iCs/>
-          <w:sz w:val="22"/>
-          <w:szCs w:val="22"/>
-        </w:rPr>
-        <w:t>c</w:t>
-      </w:r>
-    </w:p>
-    <w:p>
-      <w:pPr>
-        <w:jc w:val="both"/>
-        <w:rPr>
-          <w:rFonts w:ascii="Times New Roman" w:hAnsi="Times New Roman" w:cs="Times New Roman"/>
-          <w:i/>
-          <w:iCs/>
-        </w:rPr>
-      </w:pPr>
-      <w:r>
-        <w:rPr>
-          <w:rFonts w:ascii="Times New Roman" w:hAnsi="Times New Roman" w:cs="Times New Roman"/>
-          <w:i/>
-          <w:iCs/>
-          <w:sz w:val="22"/>
-          <w:szCs w:val="22"/>
-        </w:rPr>
-        <w:t xml:space="preserve">Figure c AI evidence - </w:t>
-      </w:r>
-      <w:r>
-        <w:rPr>
-          <w:rFonts w:ascii="Times New Roman" w:hAnsi="Times New Roman" w:cs="Times New Roman"/>
-          <w:i/>
-          <w:iCs/>
-        </w:rPr>
-        <w:t>conceptual block diagram generation</w:t>
-      </w:r>
-      <w:r>
-        <w:rPr>
-          <w:rFonts w:ascii="Times New Roman" w:hAnsi="Times New Roman" w:cs="Times New Roman"/>
-          <w:i/>
-          <w:iCs/>
-        </w:rPr>
-        <w:t>……………………………………..d</w:t>
+        </w:rPr>
+        <w:t>conceptual block diagram generation……………………………………..d</w:t>
       </w:r>
     </w:p>
     <w:p>
@@ -5027,7 +4983,21 @@
         <w:rPr>
           <w:rFonts w:ascii="Times New Roman" w:hAnsi="Times New Roman" w:cs="Times New Roman"/>
         </w:rPr>
-        <w:t>To summarise the diagram; a photoplethysmogram (PPG)</w:t>
+        <w:t xml:space="preserve">To summarise the diagram; a </w:t>
+      </w:r>
+      <w:proofErr w:type="spellStart"/>
+      <w:r>
+        <w:rPr>
+          <w:rFonts w:ascii="Times New Roman" w:hAnsi="Times New Roman" w:cs="Times New Roman"/>
+        </w:rPr>
+        <w:t>photoplethysmogram</w:t>
+      </w:r>
+      <w:proofErr w:type="spellEnd"/>
+      <w:r>
+        <w:rPr>
+          <w:rFonts w:ascii="Times New Roman" w:hAnsi="Times New Roman" w:cs="Times New Roman"/>
+        </w:rPr>
+        <w:t xml:space="preserve"> (PPG)</w:t>
       </w:r>
       <w:r>
         <w:rPr>
@@ -5848,7 +5818,21 @@
         <w:rPr>
           <w:rFonts w:ascii="Times New Roman" w:hAnsi="Times New Roman" w:cs="Times New Roman"/>
         </w:rPr>
-        <w:t>. This project focuses on a mobility-driven approach so as to allow stress monitoring that isn’t constrained to a singular room/place and will thus focus entirely on a wearable device approach.</w:t>
+        <w:t xml:space="preserve">. This project focuses on a mobility-driven approach </w:t>
+      </w:r>
+      <w:proofErr w:type="gramStart"/>
+      <w:r>
+        <w:rPr>
+          <w:rFonts w:ascii="Times New Roman" w:hAnsi="Times New Roman" w:cs="Times New Roman"/>
+        </w:rPr>
+        <w:t>so as to</w:t>
+      </w:r>
+      <w:proofErr w:type="gramEnd"/>
+      <w:r>
+        <w:rPr>
+          <w:rFonts w:ascii="Times New Roman" w:hAnsi="Times New Roman" w:cs="Times New Roman"/>
+        </w:rPr>
+        <w:t xml:space="preserve"> allow stress monitoring that isn’t constrained to a singular room/place and will thus focus entirely on a wearable device approach.</w:t>
       </w:r>
     </w:p>
     <w:p>
@@ -7150,7 +7134,21 @@
         <w:rPr>
           <w:rFonts w:ascii="Times New Roman" w:hAnsi="Times New Roman" w:cs="Times New Roman"/>
         </w:rPr>
-        <w:t>A WiFi connection or enough mobile data and/or airtime on their phone such that a message can be sent out from their phone successfully.</w:t>
+        <w:t xml:space="preserve">A </w:t>
+      </w:r>
+      <w:proofErr w:type="spellStart"/>
+      <w:r>
+        <w:rPr>
+          <w:rFonts w:ascii="Times New Roman" w:hAnsi="Times New Roman" w:cs="Times New Roman"/>
+        </w:rPr>
+        <w:t>WiFi</w:t>
+      </w:r>
+      <w:proofErr w:type="spellEnd"/>
+      <w:r>
+        <w:rPr>
+          <w:rFonts w:ascii="Times New Roman" w:hAnsi="Times New Roman" w:cs="Times New Roman"/>
+        </w:rPr>
+        <w:t xml:space="preserve"> connection or enough mobile data and/or airtime on their phone such that a message can be sent out from their phone successfully.</w:t>
       </w:r>
     </w:p>
     <w:p>
@@ -7486,7 +7484,35 @@
         <w:rPr>
           <w:rFonts w:ascii="Times New Roman" w:hAnsi="Times New Roman" w:cs="Times New Roman"/>
         </w:rPr>
-        <w:t xml:space="preserve"> analysis of the link between heart rate and heart rate variability shows that both measures should be interpreted relative to a person's own resting physiology, not against a single population-wide value, because the same autonomic change produces different absolute shifts depending on a person's baseline heart rate. Using continuous data from a large number of wearable users, Presby et al. showed that resting heart rate and heart rate variability follow a predictable daily rhythm for each individual. By first correcting each user's readings for their own time-of-day baseline, the researchers were able to detect and measure the size of both physical and psychological stress events in everyday conditions. Heart rate stayed measurably raised for up to 30 minutes after a high-stress work period, and for </w:t>
+        <w:t xml:space="preserve"> analysis of the link between heart rate and heart rate variability shows that both measures should be interpreted relative to a person's own resting physiology, not against a single population-wide value, because the same autonomic change produces different absolute shifts depending on a person's baseline heart rate. Using continuous data from </w:t>
+      </w:r>
+      <w:proofErr w:type="gramStart"/>
+      <w:r>
+        <w:rPr>
+          <w:rFonts w:ascii="Times New Roman" w:hAnsi="Times New Roman" w:cs="Times New Roman"/>
+        </w:rPr>
+        <w:t>a large number of</w:t>
+      </w:r>
+      <w:proofErr w:type="gramEnd"/>
+      <w:r>
+        <w:rPr>
+          <w:rFonts w:ascii="Times New Roman" w:hAnsi="Times New Roman" w:cs="Times New Roman"/>
+        </w:rPr>
+        <w:t xml:space="preserve"> wearable users, Presby et al. showed that resting heart rate and heart rate variability follow a predictable daily rhythm for </w:t>
+      </w:r>
+      <w:proofErr w:type="gramStart"/>
+      <w:r>
+        <w:rPr>
+          <w:rFonts w:ascii="Times New Roman" w:hAnsi="Times New Roman" w:cs="Times New Roman"/>
+        </w:rPr>
+        <w:t>each individual</w:t>
+      </w:r>
+      <w:proofErr w:type="gramEnd"/>
+      <w:r>
+        <w:rPr>
+          <w:rFonts w:ascii="Times New Roman" w:hAnsi="Times New Roman" w:cs="Times New Roman"/>
+        </w:rPr>
+        <w:t xml:space="preserve">. By first correcting each user's readings for their own time-of-day baseline, the researchers were able to detect and measure the size of both physical and psychological stress events in everyday conditions. Heart rate stayed measurably raised for up to 30 minutes after a high-stress work period, and for </w:t>
       </w:r>
       <w:r>
         <w:rPr>
@@ -7885,7 +7911,21 @@
         <w:rPr>
           <w:rFonts w:ascii="Times New Roman" w:hAnsi="Times New Roman" w:cs="Times New Roman"/>
         </w:rPr>
-        <w:t>. Other sensing methods exist, such as ballistocardiography and phonocardiography, which sense the heart's mechanical movement or its sounds rather than its electrical or optical signal</w:t>
+        <w:t xml:space="preserve">. Other sensing methods exist, such as </w:t>
+      </w:r>
+      <w:proofErr w:type="spellStart"/>
+      <w:r>
+        <w:rPr>
+          <w:rFonts w:ascii="Times New Roman" w:hAnsi="Times New Roman" w:cs="Times New Roman"/>
+        </w:rPr>
+        <w:t>ballistocardiography</w:t>
+      </w:r>
+      <w:proofErr w:type="spellEnd"/>
+      <w:r>
+        <w:rPr>
+          <w:rFonts w:ascii="Times New Roman" w:hAnsi="Times New Roman" w:cs="Times New Roman"/>
+        </w:rPr>
+        <w:t xml:space="preserve"> and phonocardiography, which sense the heart's mechanical movement or its sounds rather than its electrical or optical signal</w:t>
       </w:r>
       <w:r>
         <w:rPr>
@@ -8014,7 +8054,21 @@
           <w:rFonts w:ascii="Times New Roman" w:hAnsi="Times New Roman" w:cs="Times New Roman"/>
         </w:rPr>
         <w:lastRenderedPageBreak/>
-        <w:t xml:space="preserve">very-low-frequency (VLF) power and the LF/HF ratio; and nonlinear measures such as Poincaré-plot descriptors, entropy, and fractal dimension </w:t>
+        <w:t xml:space="preserve">very-low-frequency (VLF) power and the LF/HF ratio; and nonlinear measures such as </w:t>
+      </w:r>
+      <w:proofErr w:type="spellStart"/>
+      <w:r>
+        <w:rPr>
+          <w:rFonts w:ascii="Times New Roman" w:hAnsi="Times New Roman" w:cs="Times New Roman"/>
+        </w:rPr>
+        <w:t>Poincaré</w:t>
+      </w:r>
+      <w:proofErr w:type="spellEnd"/>
+      <w:r>
+        <w:rPr>
+          <w:rFonts w:ascii="Times New Roman" w:hAnsi="Times New Roman" w:cs="Times New Roman"/>
+        </w:rPr>
+        <w:t xml:space="preserve">-plot descriptors, entropy, and fractal dimension </w:t>
       </w:r>
       <w:r>
         <w:rPr>
@@ -8208,7 +8262,21 @@
         <w:rPr>
           <w:rFonts w:ascii="Times New Roman" w:hAnsi="Times New Roman" w:cs="Times New Roman"/>
         </w:rPr>
-        <w:t xml:space="preserve"> trained a decision-tree classifier on a 34-parameter heart-rate-variability feature set drawn from the Koldijk et al. SWELL dataset</w:t>
+        <w:t xml:space="preserve"> trained a decision-tree classifier on a 34-parameter heart-rate-variability feature set drawn from the </w:t>
+      </w:r>
+      <w:proofErr w:type="spellStart"/>
+      <w:r>
+        <w:rPr>
+          <w:rFonts w:ascii="Times New Roman" w:hAnsi="Times New Roman" w:cs="Times New Roman"/>
+        </w:rPr>
+        <w:t>Koldijk</w:t>
+      </w:r>
+      <w:proofErr w:type="spellEnd"/>
+      <w:r>
+        <w:rPr>
+          <w:rFonts w:ascii="Times New Roman" w:hAnsi="Times New Roman" w:cs="Times New Roman"/>
+        </w:rPr>
+        <w:t xml:space="preserve"> et al. SWELL dataset</w:t>
       </w:r>
       <w:r>
         <w:rPr>
@@ -8290,11 +8358,19 @@
           <w:rFonts w:ascii="Times New Roman" w:hAnsi="Times New Roman" w:cs="Times New Roman"/>
         </w:rPr>
       </w:pPr>
-      <w:r>
-        <w:rPr>
-          <w:rFonts w:ascii="Times New Roman" w:hAnsi="Times New Roman" w:cs="Times New Roman"/>
-        </w:rPr>
-        <w:t xml:space="preserve">All of these alternatives’ accuracies were obtained on carefully curated datasets rather than real-world wearable data. PPG is sensitive to physical movement which makes it highly vulnerable to motion artifacts in wearable applications </w:t>
+      <w:proofErr w:type="gramStart"/>
+      <w:r>
+        <w:rPr>
+          <w:rFonts w:ascii="Times New Roman" w:hAnsi="Times New Roman" w:cs="Times New Roman"/>
+        </w:rPr>
+        <w:t>All of</w:t>
+      </w:r>
+      <w:proofErr w:type="gramEnd"/>
+      <w:r>
+        <w:rPr>
+          <w:rFonts w:ascii="Times New Roman" w:hAnsi="Times New Roman" w:cs="Times New Roman"/>
+        </w:rPr>
+        <w:t xml:space="preserve"> these alternatives’ accuracies were obtained on carefully curated datasets rather than real-world wearable data. PPG is sensitive to physical movement which makes it highly vulnerable to motion artifacts in wearable applications </w:t>
       </w:r>
       <w:r>
         <w:rPr>
@@ -8524,15 +8600,15 @@
           <w:rFonts w:ascii="Times New Roman" w:hAnsi="Times New Roman" w:cs="Times New Roman"/>
         </w:rPr>
       </w:pPr>
-      <w:bookmarkStart w:id="17" w:name="_Toc239699083"/>
-      <w:bookmarkStart w:id="18" w:name="_Toc240404426"/>
+      <w:bookmarkStart w:id="17" w:name="_Toc240404426"/>
+      <w:bookmarkStart w:id="18" w:name="_Toc239699083"/>
       <w:r>
         <w:rPr>
           <w:rFonts w:ascii="Times New Roman" w:hAnsi="Times New Roman" w:cs="Times New Roman"/>
         </w:rPr>
         <w:t>The solution</w:t>
       </w:r>
-      <w:bookmarkEnd w:id="18"/>
+      <w:bookmarkEnd w:id="17"/>
     </w:p>
     <w:p>
       <w:pPr>
@@ -8588,7 +8664,7 @@
         </w:rPr>
         <w:t>Alternative</w:t>
       </w:r>
-      <w:bookmarkEnd w:id="17"/>
+      <w:bookmarkEnd w:id="18"/>
       <w:r>
         <w:rPr>
           <w:rFonts w:ascii="Times New Roman" w:hAnsi="Times New Roman" w:cs="Times New Roman"/>
@@ -8608,14 +8684,84 @@
         <w:rPr>
           <w:rFonts w:ascii="Times New Roman" w:hAnsi="Times New Roman" w:cs="Times New Roman"/>
         </w:rPr>
-        <w:t xml:space="preserve">While the proposed solution uses PPG as its sensing modality, alternative sensing technologies could achieve comparable heart-monitoring capability. Chest-worn ECG straps provide the clinical-reference electrical signal directly and are less susceptible to motion artefacts than PPG sensors, but require multi-point electrode contact and a chest-strap form factor that is less comfortable for continuous, all-day wear than a wrist- or finger-based PPG sensor. Ballistocardiography and phonocardiography, which sense the heart’s mechanical motion or </w:t>
+        <w:t xml:space="preserve">While the proposed solution uses PPG as its sensing modality, alternative sensing technologies could achieve comparable heart-monitoring capability. Chest-worn ECG straps provide the clinical-reference electrical signal directly and are less susceptible to motion artefacts than PPG </w:t>
+      </w:r>
+      <w:proofErr w:type="gramStart"/>
+      <w:r>
+        <w:rPr>
+          <w:rFonts w:ascii="Times New Roman" w:hAnsi="Times New Roman" w:cs="Times New Roman"/>
+        </w:rPr>
+        <w:t>sensors, but</w:t>
+      </w:r>
+      <w:proofErr w:type="gramEnd"/>
+      <w:r>
+        <w:rPr>
+          <w:rFonts w:ascii="Times New Roman" w:hAnsi="Times New Roman" w:cs="Times New Roman"/>
+        </w:rPr>
+        <w:t xml:space="preserve"> require multi-point electrode contact and a chest-strap form factor that is less comfortable for continuous, all-day wear than a wrist- or finger-based PPG sensor. </w:t>
+      </w:r>
+      <w:proofErr w:type="spellStart"/>
+      <w:r>
+        <w:rPr>
+          <w:rFonts w:ascii="Times New Roman" w:hAnsi="Times New Roman" w:cs="Times New Roman"/>
+        </w:rPr>
+        <w:t>Ballistocardiography</w:t>
+      </w:r>
+      <w:proofErr w:type="spellEnd"/>
+      <w:r>
+        <w:rPr>
+          <w:rFonts w:ascii="Times New Roman" w:hAnsi="Times New Roman" w:cs="Times New Roman"/>
+        </w:rPr>
+        <w:t xml:space="preserve"> and phonocardiography, which sense the heart’s mechanical motion or </w:t>
       </w:r>
       <w:r>
         <w:rPr>
           <w:rFonts w:ascii="Times New Roman" w:hAnsi="Times New Roman" w:cs="Times New Roman"/>
         </w:rPr>
         <w:lastRenderedPageBreak/>
-        <w:t>acoustic signature respectively, are further non-invasive alternatives, but require more specialised hardware that is not yet mature for low-cost consumer wearables.  On the software side, an alternative to a locally-run mobile application would be a cloud-based analysis pipeline, where raw PPG data is streamed to a remote server for processing and classification. This would allow more computationally demanding models to be used, but introduces a dependency on network connectivity that undermines the system’s reliability during an emergency, along with additional latency and privacy considerations around transmitting continuous physiological data off-device.  Alternative alert mechanisms considered include continuous audible-only alerting without haptic feedback. Audible-only alerting risks being missed in noisy environments or by users with hearing impairments, both of which motivated the combined haptic-and-audible approach adopted in the proposed solution.</w:t>
+        <w:t xml:space="preserve">acoustic signature respectively, are further non-invasive alternatives, but require more specialised hardware that is not yet mature for low-cost consumer wearables.  On the software side, an alternative to a </w:t>
+      </w:r>
+      <w:proofErr w:type="gramStart"/>
+      <w:r>
+        <w:rPr>
+          <w:rFonts w:ascii="Times New Roman" w:hAnsi="Times New Roman" w:cs="Times New Roman"/>
+        </w:rPr>
+        <w:t>locally-run</w:t>
+      </w:r>
+      <w:proofErr w:type="gramEnd"/>
+      <w:r>
+        <w:rPr>
+          <w:rFonts w:ascii="Times New Roman" w:hAnsi="Times New Roman" w:cs="Times New Roman"/>
+        </w:rPr>
+        <w:t xml:space="preserve"> mobile application would be a cloud-based analysis pipeline, where raw PPG data is streamed to a remote server for processing and classification. This would allow more computationally demanding models to be </w:t>
+      </w:r>
+      <w:proofErr w:type="gramStart"/>
+      <w:r>
+        <w:rPr>
+          <w:rFonts w:ascii="Times New Roman" w:hAnsi="Times New Roman" w:cs="Times New Roman"/>
+        </w:rPr>
+        <w:t>used, but</w:t>
+      </w:r>
+      <w:proofErr w:type="gramEnd"/>
+      <w:r>
+        <w:rPr>
+          <w:rFonts w:ascii="Times New Roman" w:hAnsi="Times New Roman" w:cs="Times New Roman"/>
+        </w:rPr>
+        <w:t xml:space="preserve"> introduces a dependency on network connectivity that undermines the system’s reliability during an emergency, along with additional latency and privacy considerations around transmitting continuous physiological data </w:t>
+      </w:r>
+      <w:proofErr w:type="gramStart"/>
+      <w:r>
+        <w:rPr>
+          <w:rFonts w:ascii="Times New Roman" w:hAnsi="Times New Roman" w:cs="Times New Roman"/>
+        </w:rPr>
+        <w:t>off-device</w:t>
+      </w:r>
+      <w:proofErr w:type="gramEnd"/>
+      <w:r>
+        <w:rPr>
+          <w:rFonts w:ascii="Times New Roman" w:hAnsi="Times New Roman" w:cs="Times New Roman"/>
+        </w:rPr>
+        <w:t>.  Alternative alert mechanisms considered include continuous audible-only alerting without haptic feedback. Audible-only alerting risks being missed in noisy environments or by users with hearing impairments, both of which motivated the combined haptic-and-audible approach adopted in the proposed solution.</w:t>
       </w:r>
     </w:p>
     <w:p>
@@ -8658,7 +8804,21 @@
         <w:rPr>
           <w:rFonts w:ascii="Times New Roman" w:hAnsi="Times New Roman" w:cs="Times New Roman"/>
         </w:rPr>
-        <w:t>The feasibility of the proposed solution rests on three considerations: the sensing approach, the computational approach, and the suitability of the training data used for the stress classifier.  Regarding sensing, PPG hardware is inexpensive, already miniaturised for wearable form factors, and well supported by literature describing extraction of heart rate, breath rate and HRV metrics from its output, making it feasible to implement without specialised fabrication or clinical-grade hardware.  Regarding the computational approach, a decision tree was selected because it has been shown to achieve accuracy exceeding heavier machine learning alternatives such as random forests and convolutional neural networks, while remaining light enough to run locally on a mobile device rather than requiring a cloud inference service. This directly satisfies the project’s cost and continuous-monitoring requirements, since it removes the need for a persistent network connection or additional server infrastructure, and keeps physiological data on-device.  Regarding training data, the decision tree classifier used in this project is trained on the SWELL knowledge-work dataset, which was collected from participants performing realistic desk-based work tasks under controlled stressors (time pressure and interruptions) while HRV and other physiological signals were recorded. While SWELL was not collected in South Africa specifically, the autonomic stress response that the dataset captures through HRV is not population-specific in the way that, for example, cultural or dietary factors might be: the classifier is trained on the same category of features (time-domain, frequency-domain and nonlinear HRV parameters) that this project also derives from its own PPG-based pipeline, rather than on population-specific absolute baseline values. This makes SWELL a reasonable, cost-free training source for validating the general decision-tree approach. The system’s own personalised baseline heart-rate-deviation method is retained specifically to correct for any individual or population-level differences in resting physiology that a dataset collected elsewhere may not fully capture, which supports the feasibility of deploying a SWELL-trained classifier within a South African context without requiring locally-collected training data before a working prototype can be built.</w:t>
+        <w:t xml:space="preserve">The feasibility of the proposed solution rests on three considerations: the sensing approach, the computational approach, and the suitability of the training data used for the stress classifier.  Regarding sensing, PPG hardware is inexpensive, already miniaturised for wearable form factors, and well supported by literature describing extraction of heart rate, breath rate and HRV metrics from its output, making it feasible to implement without specialised fabrication or clinical-grade hardware.  Regarding the computational approach, a decision tree was selected because it has been shown to achieve accuracy exceeding heavier machine learning alternatives such as random forests and convolutional neural networks, while remaining light enough to run locally on a mobile device rather than requiring a cloud inference service. This directly satisfies the project’s cost and continuous-monitoring requirements, since it removes the need for a persistent network connection or additional server infrastructure, and keeps physiological data on-device.  Regarding training data, the decision tree classifier used in this project is trained on the SWELL knowledge-work dataset, which was collected from participants performing realistic desk-based work tasks under controlled stressors (time pressure and interruptions) while HRV and other physiological signals were recorded. While SWELL was not collected in South Africa specifically, the autonomic stress response that the dataset captures through HRV is not population-specific in the way that, for example, cultural or dietary factors might be: the classifier is trained on the same category of features (time-domain, frequency-domain and nonlinear HRV parameters) that this project also derives from its own PPG-based pipeline, rather than on population-specific absolute baseline values. This makes SWELL a reasonable, cost-free training source for validating the general decision-tree approach. The system’s own personalised baseline heart-rate-deviation method is retained specifically to correct for any individual or population-level differences in resting physiology that a dataset collected elsewhere may not fully capture, which supports the feasibility of deploying a SWELL-trained classifier within a South African context without requiring </w:t>
+      </w:r>
+      <w:proofErr w:type="gramStart"/>
+      <w:r>
+        <w:rPr>
+          <w:rFonts w:ascii="Times New Roman" w:hAnsi="Times New Roman" w:cs="Times New Roman"/>
+        </w:rPr>
+        <w:t>locally-collected</w:t>
+      </w:r>
+      <w:proofErr w:type="gramEnd"/>
+      <w:r>
+        <w:rPr>
+          <w:rFonts w:ascii="Times New Roman" w:hAnsi="Times New Roman" w:cs="Times New Roman"/>
+        </w:rPr>
+        <w:t xml:space="preserve"> training data before a working prototype can be built.</w:t>
       </w:r>
     </w:p>
     <w:p>
@@ -8697,15 +8857,15 @@
           <w:rFonts w:ascii="Times New Roman" w:hAnsi="Times New Roman" w:cs="Times New Roman"/>
         </w:rPr>
       </w:pPr>
-      <w:bookmarkStart w:id="25" w:name="_Toc239699086"/>
-      <w:bookmarkStart w:id="26" w:name="_Toc240404431"/>
+      <w:bookmarkStart w:id="25" w:name="_Toc240404431"/>
+      <w:bookmarkStart w:id="26" w:name="_Toc239699086"/>
       <w:r>
         <w:rPr>
           <w:rFonts w:ascii="Times New Roman" w:hAnsi="Times New Roman" w:cs="Times New Roman"/>
         </w:rPr>
         <w:t>System design</w:t>
       </w:r>
-      <w:bookmarkEnd w:id="26"/>
+      <w:bookmarkEnd w:id="25"/>
     </w:p>
     <w:p>
       <w:pPr>
@@ -8852,9 +9012,9 @@
           <w:rFonts w:ascii="Times New Roman" w:hAnsi="Times New Roman" w:cs="Times New Roman"/>
         </w:rPr>
       </w:pPr>
-      <w:bookmarkStart w:id="28" w:name="_Toc239699087"/>
-      <w:bookmarkStart w:id="29" w:name="_Toc240404432"/>
-      <w:bookmarkEnd w:id="25"/>
+      <w:bookmarkStart w:id="28" w:name="_Toc240404432"/>
+      <w:bookmarkStart w:id="29" w:name="_Toc239699087"/>
+      <w:bookmarkEnd w:id="26"/>
       <w:r>
         <w:rPr>
           <w:rFonts w:ascii="Times New Roman" w:hAnsi="Times New Roman" w:cs="Times New Roman"/>
@@ -8862,7 +9022,7 @@
         <w:lastRenderedPageBreak/>
         <w:t>Subsystem design</w:t>
       </w:r>
-      <w:bookmarkEnd w:id="29"/>
+      <w:bookmarkEnd w:id="28"/>
     </w:p>
     <w:p>
       <w:pPr>
@@ -9225,7 +9385,15 @@
         <w:jc w:val="both"/>
       </w:pPr>
       <w:r>
-        <w:t>(with PPI in ms), and the reported value over a window is the arithmetic mean of accepted instantaneous values</w:t>
+        <w:t xml:space="preserve">(with PPI in </w:t>
+      </w:r>
+      <w:proofErr w:type="spellStart"/>
+      <w:r>
+        <w:t>ms</w:t>
+      </w:r>
+      <w:proofErr w:type="spellEnd"/>
+      <w:r>
+        <w:t>), and the reported value over a window is the arithmetic mean of accepted instantaneous values</w:t>
       </w:r>
       <w:r>
         <w:fldChar w:fldCharType="begin"/>
@@ -9717,7 +9885,47 @@
         <w:fldChar w:fldCharType="end"/>
       </w:r>
       <w:r>
-        <w:t xml:space="preserve">: Time-domain (meanNN, SDNN, RMSSD, NN50/pNN50, SDSD, and relative measures normalised against meanNN); Frequency-domain (VLF, LF, HF power, normalised LF/HF, LF/HF ratio); Nonlinear (Poincaré SD1/SD2, ApEn, SampEn, DFA scaling exponents). Details of these calculations can be found in Malik et al.’s paper </w:t>
+        <w:t>: Time-domain (</w:t>
+      </w:r>
+      <w:proofErr w:type="spellStart"/>
+      <w:r>
+        <w:t>meanNN</w:t>
+      </w:r>
+      <w:proofErr w:type="spellEnd"/>
+      <w:r>
+        <w:t xml:space="preserve">, SDNN, RMSSD, NN50/pNN50, SDSD, and relative measures normalised against </w:t>
+      </w:r>
+      <w:proofErr w:type="spellStart"/>
+      <w:r>
+        <w:t>meanNN</w:t>
+      </w:r>
+      <w:proofErr w:type="spellEnd"/>
+      <w:r>
+        <w:t>); Frequency-domain (VLF, LF, HF power, normalised LF/HF, LF/HF ratio); Nonlinear (</w:t>
+      </w:r>
+      <w:proofErr w:type="spellStart"/>
+      <w:r>
+        <w:t>Poincaré</w:t>
+      </w:r>
+      <w:proofErr w:type="spellEnd"/>
+      <w:r>
+        <w:t xml:space="preserve"> SD1/SD2, </w:t>
+      </w:r>
+      <w:proofErr w:type="spellStart"/>
+      <w:r>
+        <w:t>ApEn</w:t>
+      </w:r>
+      <w:proofErr w:type="spellEnd"/>
+      <w:r>
+        <w:t xml:space="preserve">, </w:t>
+      </w:r>
+      <w:proofErr w:type="spellStart"/>
+      <w:r>
+        <w:t>SampEn</w:t>
+      </w:r>
+      <w:proofErr w:type="spellEnd"/>
+      <w:r>
+        <w:t xml:space="preserve">, DFA scaling exponents). Details of these calculations can be found in Malik et al.’s paper </w:t>
       </w:r>
       <w:r>
         <w:fldChar w:fldCharType="begin"/>
@@ -10804,7 +11012,21 @@
         <w:rPr>
           <w:rFonts w:ascii="Times New Roman" w:hAnsi="Times New Roman" w:cs="Times New Roman"/>
         </w:rPr>
-        <w:t>extremely dangerous/extremely stressed, similar to absolute extreme heart rates.</w:t>
+        <w:t xml:space="preserve">extremely dangerous/extremely stressed, </w:t>
+      </w:r>
+      <w:proofErr w:type="gramStart"/>
+      <w:r>
+        <w:rPr>
+          <w:rFonts w:ascii="Times New Roman" w:hAnsi="Times New Roman" w:cs="Times New Roman"/>
+        </w:rPr>
+        <w:t>similar to</w:t>
+      </w:r>
+      <w:proofErr w:type="gramEnd"/>
+      <w:r>
+        <w:rPr>
+          <w:rFonts w:ascii="Times New Roman" w:hAnsi="Times New Roman" w:cs="Times New Roman"/>
+        </w:rPr>
+        <w:t xml:space="preserve"> absolute extreme heart rates.</w:t>
       </w:r>
     </w:p>
     <w:p>
@@ -10985,7 +11207,21 @@
         <w:rPr>
           <w:rFonts w:ascii="Times New Roman" w:hAnsi="Times New Roman" w:cs="Times New Roman"/>
         </w:rPr>
-        <w:t xml:space="preserve"> is the proportion of training samples at that node belonging to class i, and the sum is taken over all stress classes present (no stress, moderate stress, severe stress). A node containing only one class has a Gini impurity of 0, while a node with an even mix of classes has a higher impurity value. The algorithm selects, at each node, the split that minimises the weighted average Gini impurity of the resulting child nodes and repeats this process recursively on each child until a stopping condition is reached (a maximum tree depth, a minimum number of samples remaining at a node, or a node containing only one class). This recursive splitting is what allows the tree to separate stress classes using combinations of HRV parameters rather than any single parameter alone.  Because classification only requires following a path from the root to a leaf, comparing one parameter against one threshold at each node, inference time scales with the depth of the tree rather than the size of the training set. This is what allows the </w:t>
+        <w:t xml:space="preserve"> is the proportion of training samples at that node belonging to class i, and the sum is taken over all stress classes present (no stress, moderate stress, severe stress). A node containing only one class has a Gini impurity of 0, while a node with an even mix of classes has a higher impurity value. The algorithm selects, at each node, the split that minimises the weighted average Gini impurity of the resulting child nodes and repeats this process recursively on each child until a stopping condition is reac</w:t>
+      </w:r>
+      <w:proofErr w:type="spellStart"/>
+      <w:r>
+        <w:rPr>
+          <w:rFonts w:ascii="Times New Roman" w:hAnsi="Times New Roman" w:cs="Times New Roman"/>
+        </w:rPr>
+        <w:t>hed</w:t>
+      </w:r>
+      <w:proofErr w:type="spellEnd"/>
+      <w:r>
+        <w:rPr>
+          <w:rFonts w:ascii="Times New Roman" w:hAnsi="Times New Roman" w:cs="Times New Roman"/>
+        </w:rPr>
+        <w:t xml:space="preserve"> (a maximum tree depth, a minimum number of samples remaining at a node, or a node containing only one class). This recursive splitting is what allows the tree to separate stress classes using combinations of HRV parameters rather than any single parameter alone.  Because classification only requires following a path from the root to a leaf, comparing one parameter against one threshold at each node, inference time scales with the depth of the tree rather than the size of the training set. This is what allows the </w:t>
       </w:r>
       <w:r>
         <w:rPr>
@@ -11029,7 +11265,7 @@
         </w:rPr>
         <w:t xml:space="preserve">Subsystem 3: </w:t>
       </w:r>
-      <w:bookmarkEnd w:id="28"/>
+      <w:bookmarkEnd w:id="29"/>
       <w:r>
         <w:rPr>
           <w:rFonts w:ascii="Times New Roman" w:hAnsi="Times New Roman" w:cs="Times New Roman"/>
@@ -11318,11 +11554,19 @@
         </w:rPr>
         <w:t xml:space="preserve">The performance of </w:t>
       </w:r>
-      <w:r>
-        <w:rPr>
-          <w:rFonts w:ascii="Times New Roman" w:hAnsi="Times New Roman" w:cs="Times New Roman"/>
-        </w:rPr>
-        <w:t>Koldijk et al.’s model</w:t>
+      <w:proofErr w:type="spellStart"/>
+      <w:r>
+        <w:rPr>
+          <w:rFonts w:ascii="Times New Roman" w:hAnsi="Times New Roman" w:cs="Times New Roman"/>
+        </w:rPr>
+        <w:t>Koldijk</w:t>
+      </w:r>
+      <w:proofErr w:type="spellEnd"/>
+      <w:r>
+        <w:rPr>
+          <w:rFonts w:ascii="Times New Roman" w:hAnsi="Times New Roman" w:cs="Times New Roman"/>
+        </w:rPr>
+        <w:t xml:space="preserve"> et al.’s model</w:t>
       </w:r>
       <w:r>
         <w:rPr>
@@ -11428,15 +11672,15 @@
           <w:rFonts w:ascii="Times New Roman" w:hAnsi="Times New Roman" w:cs="Times New Roman"/>
         </w:rPr>
       </w:pPr>
-      <w:bookmarkStart w:id="37" w:name="_Toc239699088"/>
-      <w:bookmarkStart w:id="38" w:name="_Toc240404437"/>
+      <w:bookmarkStart w:id="37" w:name="_Toc240404437"/>
+      <w:bookmarkStart w:id="38" w:name="_Toc239699088"/>
       <w:r>
         <w:rPr>
           <w:rFonts w:ascii="Times New Roman" w:hAnsi="Times New Roman" w:cs="Times New Roman"/>
         </w:rPr>
         <w:t>Feasibility of system</w:t>
       </w:r>
-      <w:bookmarkEnd w:id="38"/>
+      <w:bookmarkEnd w:id="37"/>
     </w:p>
     <w:p>
       <w:pPr>
@@ -11707,7 +11951,21 @@
         <w:rPr>
           <w:rFonts w:ascii="Times New Roman" w:hAnsi="Times New Roman" w:cs="Times New Roman"/>
         </w:rPr>
-        <w:t xml:space="preserve"> means the wireless link contributes on the order of 0.2s to the total alert latency, which is negligible compared to the roughly 10-second margin left over after signal processing and classification within the overall 60-second alert-dispatch specification (see Literature Review and Requirements and specifications). This shows that the choice between a Bluetooth-based or Wi-Fi-based link for the cuff does not threaten the system's ability to meet its alert-timing specification; either is feasible from a latency perspective, which supports selecting between them primarily on power-consumption and range grounds instead (Subsystem 3).</w:t>
+        <w:t xml:space="preserve"> means the wireless link contributes on the order of 0.2s to the total alert latency, which is negligible compared to the roughly 10-second margin left over after signal processing and classification within the overall 60-second alert-dispatch specification (see Literature Review and Requirements and specifications). This shows that the choice between a Bluetooth-based or Wi-Fi-based link for the cuff does not threaten the system's ability to meet its alert-timing specification; either is feasible from a la</w:t>
+      </w:r>
+      <w:proofErr w:type="spellStart"/>
+      <w:r>
+        <w:rPr>
+          <w:rFonts w:ascii="Times New Roman" w:hAnsi="Times New Roman" w:cs="Times New Roman"/>
+        </w:rPr>
+        <w:t>tency</w:t>
+      </w:r>
+      <w:proofErr w:type="spellEnd"/>
+      <w:r>
+        <w:rPr>
+          <w:rFonts w:ascii="Times New Roman" w:hAnsi="Times New Roman" w:cs="Times New Roman"/>
+        </w:rPr>
+        <w:t xml:space="preserve"> perspective, which supports selecting between them primarily on power-consumption and range grounds instead (Subsystem 3).</w:t>
       </w:r>
     </w:p>
     <w:p>
@@ -12031,11 +12289,33 @@
           <w:rFonts w:ascii="Times New Roman" w:hAnsi="Times New Roman" w:cs="Times New Roman"/>
         </w:rPr>
       </w:pPr>
-      <w:r>
-        <w:rPr>
-          <w:rFonts w:ascii="Times New Roman" w:hAnsi="Times New Roman" w:cs="Times New Roman"/>
-        </w:rPr>
-        <w:t>All of the components required for this project can be sourced locally from electronic suppliers such as Mantech Electronics/DIY electronics/RS components (vibration motor modules, resistors, microcontrollers etc</w:t>
+      <w:proofErr w:type="gramStart"/>
+      <w:r>
+        <w:rPr>
+          <w:rFonts w:ascii="Times New Roman" w:hAnsi="Times New Roman" w:cs="Times New Roman"/>
+        </w:rPr>
+        <w:t>All of</w:t>
+      </w:r>
+      <w:proofErr w:type="gramEnd"/>
+      <w:r>
+        <w:rPr>
+          <w:rFonts w:ascii="Times New Roman" w:hAnsi="Times New Roman" w:cs="Times New Roman"/>
+        </w:rPr>
+        <w:t xml:space="preserve"> the components required for this project can be sourced locally from electronic suppliers such as </w:t>
+      </w:r>
+      <w:proofErr w:type="spellStart"/>
+      <w:r>
+        <w:rPr>
+          <w:rFonts w:ascii="Times New Roman" w:hAnsi="Times New Roman" w:cs="Times New Roman"/>
+        </w:rPr>
+        <w:t>Mantech</w:t>
+      </w:r>
+      <w:proofErr w:type="spellEnd"/>
+      <w:r>
+        <w:rPr>
+          <w:rFonts w:ascii="Times New Roman" w:hAnsi="Times New Roman" w:cs="Times New Roman"/>
+        </w:rPr>
+        <w:t xml:space="preserve"> Electronics/DIY electronics/RS components (vibration motor modules, resistors, microcontrollers etc</w:t>
       </w:r>
       <w:r>
         <w:rPr>
@@ -12064,343 +12344,251 @@
     </w:p>
     <w:p>
       <w:pPr>
-        <w:spacing w:after="0" w:line="240" w:lineRule="auto"/>
-        <w:jc w:val="both"/>
-        <w:rPr>
-          <w:rFonts w:ascii="Times New Roman" w:eastAsia="Times New Roman" w:hAnsi="Times New Roman" w:cs="Times New Roman"/>
-          <w:kern w:val="0"/>
+        <w:pStyle w:val="NoSpacing"/>
+        <w:rPr>
           <w:lang w:eastAsia="en-ZA"/>
-          <w14:ligatures w14:val="none"/>
-        </w:rPr>
-      </w:pPr>
-      <w:r>
-        <w:rPr>
-          <w:rFonts w:ascii="Times New Roman" w:eastAsia="Times New Roman" w:hAnsi="Times New Roman" w:cs="Times New Roman"/>
-          <w:kern w:val="0"/>
+        </w:rPr>
+      </w:pPr>
+      <w:r>
+        <w:rPr>
           <w:lang w:eastAsia="en-ZA"/>
-          <w14:ligatures w14:val="none"/>
-        </w:rPr>
-        <w:t>The ethical feasibility of evaluating the Vitality Watchdog hinges on implementing low-risk, controlled stress-induction protocols that prioritize participant safety while generating valid physiological data. Standard, ethically validated methodologies from literature include numerous ways to do this – such as the Trier Social Stress Test (TSST)</w:t>
-      </w:r>
-      <w:r>
-        <w:rPr>
-          <w:rFonts w:ascii="Times New Roman" w:eastAsia="Times New Roman" w:hAnsi="Times New Roman" w:cs="Times New Roman"/>
-          <w:kern w:val="0"/>
+        </w:rPr>
+        <w:t xml:space="preserve">The ethical feasibility of evaluating the Vitality Watchdog hinges on implementing low-risk, controlled stress-induction protocols that prioritize participant safety while generating valid physiological data. Standard, ethically validated methodologies from literature include numerous ways to do this – such as the Trier Social Stress Test </w:t>
+      </w:r>
+      <w:r>
+        <w:rPr>
           <w:lang w:eastAsia="en-ZA"/>
-          <w14:ligatures w14:val="none"/>
+        </w:rPr>
+        <w:lastRenderedPageBreak/>
+        <w:t>(TSST)</w:t>
+      </w:r>
+      <w:r>
+        <w:rPr>
+          <w:lang w:eastAsia="en-ZA"/>
         </w:rPr>
         <w:fldChar w:fldCharType="begin"/>
       </w:r>
       <w:r>
         <w:rPr>
-          <w:rFonts w:ascii="Times New Roman" w:eastAsia="Times New Roman" w:hAnsi="Times New Roman" w:cs="Times New Roman"/>
-          <w:kern w:val="0"/>
           <w:lang w:eastAsia="en-ZA"/>
-          <w14:ligatures w14:val="none"/>
         </w:rPr>
         <w:instrText xml:space="preserve"> ADDIN ZOTERO_ITEM CSL_CITATION {"citationID":"6Hitdgtc","properties":{"unsorted":false,"formattedCitation":"[44]","plainCitation":"[44]","noteIndex":0},"citationItems":[{"id":350,"uris":["http://zotero.org/users/19683069/items/QG5IEWUQ"],"itemData":{"id":350,"type":"article-journal","container-title":"Neurobiology of Stress","DOI":"10.1016/j.ynstr.2016.11.001","ISSN":"23522895","journalAbbreviation":"Neurobiology of Stress","language":"en","page":"113-126","source":"DOI.org (Crossref)","title":"The Trier Social Stress Test: Principles and practice","title-short":"The Trier Social Stress Test","volume":"6","author":[{"family":"Allen","given":"Andrew P."},{"family":"Kennedy","given":"Paul J."},{"family":"Dockray","given":"Samantha"},{"family":"Cryan","given":"John F."},{"family":"Dinan","given":"Timothy G."},{"family":"Clarke","given":"Gerard"}],"issued":{"date-parts":[["2017",2]]}}}],"schema":"https://github.com/citation-style-language/schema/raw/master/csl-citation.json"} </w:instrText>
       </w:r>
       <w:r>
         <w:rPr>
-          <w:rFonts w:ascii="Times New Roman" w:eastAsia="Times New Roman" w:hAnsi="Times New Roman" w:cs="Times New Roman"/>
-          <w:kern w:val="0"/>
           <w:lang w:eastAsia="en-ZA"/>
-          <w14:ligatures w14:val="none"/>
         </w:rPr>
         <w:fldChar w:fldCharType="separate"/>
       </w:r>
       <w:r>
         <w:rPr>
-          <w:rFonts w:ascii="Times New Roman" w:hAnsi="Times New Roman" w:cs="Times New Roman"/>
           <w:lang w:eastAsia="en-ZA"/>
         </w:rPr>
         <w:t>[44]</w:t>
       </w:r>
       <w:r>
         <w:rPr>
-          <w:rFonts w:ascii="Times New Roman" w:eastAsia="Times New Roman" w:hAnsi="Times New Roman" w:cs="Times New Roman"/>
-          <w:kern w:val="0"/>
           <w:lang w:eastAsia="en-ZA"/>
-          <w14:ligatures w14:val="none"/>
         </w:rPr>
         <w:fldChar w:fldCharType="end"/>
       </w:r>
       <w:r>
         <w:rPr>
-          <w:rFonts w:ascii="Times New Roman" w:eastAsia="Times New Roman" w:hAnsi="Times New Roman" w:cs="Times New Roman"/>
-          <w:kern w:val="0"/>
           <w:lang w:eastAsia="en-ZA"/>
-          <w14:ligatures w14:val="none"/>
-        </w:rPr>
-        <w:t>, the Stroop color-</w:t>
-      </w:r>
-      <w:r>
-        <w:rPr>
-          <w:rFonts w:ascii="Times New Roman" w:eastAsia="Times New Roman" w:hAnsi="Times New Roman" w:cs="Times New Roman"/>
-          <w:kern w:val="0"/>
+        </w:rPr>
+        <w:t xml:space="preserve">, the Stroop </w:t>
+      </w:r>
+      <w:proofErr w:type="spellStart"/>
+      <w:r>
+        <w:rPr>
           <w:lang w:eastAsia="en-ZA"/>
-          <w14:ligatures w14:val="none"/>
-        </w:rPr>
-        <w:lastRenderedPageBreak/>
-        <w:t>word interference task</w:t>
-      </w:r>
-      <w:r>
-        <w:rPr>
-          <w:rFonts w:ascii="Times New Roman" w:eastAsia="Times New Roman" w:hAnsi="Times New Roman" w:cs="Times New Roman"/>
-          <w:kern w:val="0"/>
+        </w:rPr>
+        <w:t>color</w:t>
+      </w:r>
+      <w:proofErr w:type="spellEnd"/>
+      <w:r>
+        <w:rPr>
           <w:lang w:eastAsia="en-ZA"/>
-          <w14:ligatures w14:val="none"/>
+        </w:rPr>
+        <w:t>-word interference task</w:t>
+      </w:r>
+      <w:r>
+        <w:rPr>
+          <w:lang w:eastAsia="en-ZA"/>
         </w:rPr>
         <w:fldChar w:fldCharType="begin"/>
       </w:r>
       <w:r>
         <w:rPr>
-          <w:rFonts w:ascii="Times New Roman" w:eastAsia="Times New Roman" w:hAnsi="Times New Roman" w:cs="Times New Roman"/>
-          <w:kern w:val="0"/>
           <w:lang w:eastAsia="en-ZA"/>
-          <w14:ligatures w14:val="none"/>
         </w:rPr>
         <w:instrText xml:space="preserve"> ADDIN ZOTERO_ITEM CSL_CITATION {"citationID":"QlzgrunN","properties":{"unsorted":false,"formattedCitation":"[45]","plainCitation":"[45]","noteIndex":0},"citationItems":[{"id":352,"uris":["http://zotero.org/users/19683069/items/HMVLWR4F"],"itemData":{"id":352,"type":"webpage","abstract":"Take the famous Stroop Test online for free. Test your attention and cognitive control with this classic psychology experiment. Instant results and scientific accuracy.","container-title":"StroopTest.run","language":"en","title":"Free Online Stroop Test - Test Your Cognitive Control","URL":"https://strooptest.run","author":[{"family":"StroopTest.run","given":""}],"accessed":{"date-parts":[["2026",9,15]]}}}],"schema":"https://github.com/citation-style-language/schema/raw/master/csl-citation.json"} </w:instrText>
       </w:r>
       <w:r>
         <w:rPr>
-          <w:rFonts w:ascii="Times New Roman" w:eastAsia="Times New Roman" w:hAnsi="Times New Roman" w:cs="Times New Roman"/>
-          <w:kern w:val="0"/>
           <w:lang w:eastAsia="en-ZA"/>
-          <w14:ligatures w14:val="none"/>
         </w:rPr>
         <w:fldChar w:fldCharType="separate"/>
       </w:r>
       <w:r>
         <w:rPr>
-          <w:rFonts w:ascii="Times New Roman" w:hAnsi="Times New Roman" w:cs="Times New Roman"/>
           <w:lang w:eastAsia="en-ZA"/>
         </w:rPr>
         <w:t>[45]</w:t>
       </w:r>
       <w:r>
         <w:rPr>
-          <w:rFonts w:ascii="Times New Roman" w:eastAsia="Times New Roman" w:hAnsi="Times New Roman" w:cs="Times New Roman"/>
-          <w:kern w:val="0"/>
           <w:lang w:eastAsia="en-ZA"/>
-          <w14:ligatures w14:val="none"/>
         </w:rPr>
         <w:fldChar w:fldCharType="end"/>
       </w:r>
       <w:r>
         <w:rPr>
-          <w:rFonts w:ascii="Times New Roman" w:eastAsia="Times New Roman" w:hAnsi="Times New Roman" w:cs="Times New Roman"/>
-          <w:kern w:val="0"/>
           <w:lang w:eastAsia="en-ZA"/>
-          <w14:ligatures w14:val="none"/>
         </w:rPr>
         <w:t>, continuous mental calculations</w:t>
       </w:r>
       <w:r>
         <w:rPr>
-          <w:rFonts w:ascii="Times New Roman" w:eastAsia="Times New Roman" w:hAnsi="Times New Roman" w:cs="Times New Roman"/>
-          <w:kern w:val="0"/>
           <w:lang w:eastAsia="en-ZA"/>
-          <w14:ligatures w14:val="none"/>
         </w:rPr>
         <w:fldChar w:fldCharType="begin"/>
       </w:r>
       <w:r>
         <w:rPr>
-          <w:rFonts w:ascii="Times New Roman" w:eastAsia="Times New Roman" w:hAnsi="Times New Roman" w:cs="Times New Roman"/>
-          <w:kern w:val="0"/>
           <w:lang w:eastAsia="en-ZA"/>
-          <w14:ligatures w14:val="none"/>
         </w:rPr>
         <w:instrText xml:space="preserve"> ADDIN ZOTERO_ITEM CSL_CITATION {"citationID":"FaFbWrPa","properties":{"unsorted":false,"formattedCitation":"[15]","plainCitation":"[15]","noteIndex":0},"citationItems":[{"id":294,"uris":["http://zotero.org/users/19683069/items/5SMFVX9Q"],"itemData":{"id":294,"type":"article-journal","abstract":"Abstract\n            \n              Objective.\n              Time–frequency (TF) analysis is used to identify oscillatory patterns in complex signals. Cardiac signals under stress conditions are highly dynamic, yet heart rate variability (HRV) is often analysed using classical methods that assume stationarity or linearity. This study applied TF analyses to beat-to-beat RR time-series data extracted from electrocardiograms of 30 healthy adults during three stress tasks: mental calculation, noise exposure, and cold pressor test.\n              Approach.\n              Continuous wavelet transform (CWT), and ensemble empirical mode decomposition (EEMD) were compared to the standard short-term Fourier transform (STFT). Signals were divided into anticipation, stress, and recovery periods.\n              Main results.\n              When analysed in 30 s windows, all three methods detected dynamic time variations in standard frequency bands (low-frequency (LF) [0.04–0.15 Hz], high-frequency (HF) [0.15–0.40 Hz]) during stress compared to baseline. Compared to SFFT, EEMD and CWT showed greater sensitivity than STFT to identify LF and HF differences. Spectrograms identified regions of interest outside standard frequency bands, where CWT provided superior temporal and frequency resolution, especially at low frequencies. While EEMD spectrograms were uninterpretable, analysis of individual EEMD modes enabled tracking instantaneous changes in both frequency and amplitude.\n              Significance.\n              In conclusion, CWT and EEMD proved most valuable for identifying patterns in stress-evoked HRV and providing information on autonomic nervous system activation latency, responsiveness, and adaptability.","container-title":"Physiological Measurement","DOI":"10.1088/1361-6579/ae3ec7","ISSN":"0967-3334, 1361-6579","issue":"3","journalAbbreviation":"Physiol. Meas.","page":"035001","source":"DOI.org (Crossref)","title":"Heart rate variability (HRV) during acute stress: a comparison of three methods for time–frequency analysis","title-short":"Heart rate variability (HRV) during acute stress","volume":"47","author":[{"family":"Villatte","given":"Bérangère"},{"family":"Kizuk","given":"Sayeed A D"},{"family":"Lina","given":"Jean-Marc"},{"family":"Vinet","given":"Alain"},{"family":"Hébert","given":"Sylvie"}],"issued":{"date-parts":[["2026",3,31]]}}}],"schema":"https://github.com/citation-style-language/schema/raw/master/csl-citation.json"} </w:instrText>
       </w:r>
       <w:r>
         <w:rPr>
-          <w:rFonts w:ascii="Times New Roman" w:eastAsia="Times New Roman" w:hAnsi="Times New Roman" w:cs="Times New Roman"/>
-          <w:kern w:val="0"/>
           <w:lang w:eastAsia="en-ZA"/>
-          <w14:ligatures w14:val="none"/>
         </w:rPr>
         <w:fldChar w:fldCharType="separate"/>
       </w:r>
       <w:r>
         <w:rPr>
-          <w:rFonts w:ascii="Times New Roman" w:hAnsi="Times New Roman" w:cs="Times New Roman"/>
           <w:lang w:eastAsia="en-ZA"/>
         </w:rPr>
         <w:t>[15]</w:t>
       </w:r>
       <w:r>
         <w:rPr>
-          <w:rFonts w:ascii="Times New Roman" w:eastAsia="Times New Roman" w:hAnsi="Times New Roman" w:cs="Times New Roman"/>
-          <w:kern w:val="0"/>
           <w:lang w:eastAsia="en-ZA"/>
-          <w14:ligatures w14:val="none"/>
         </w:rPr>
         <w:fldChar w:fldCharType="end"/>
       </w:r>
       <w:r>
         <w:rPr>
-          <w:rFonts w:ascii="Times New Roman" w:eastAsia="Times New Roman" w:hAnsi="Times New Roman" w:cs="Times New Roman"/>
-          <w:kern w:val="0"/>
           <w:lang w:eastAsia="en-ZA"/>
-          <w14:ligatures w14:val="none"/>
         </w:rPr>
         <w:t>, mild cold pressor tests</w:t>
       </w:r>
       <w:r>
         <w:rPr>
-          <w:rFonts w:ascii="Times New Roman" w:eastAsia="Times New Roman" w:hAnsi="Times New Roman" w:cs="Times New Roman"/>
-          <w:kern w:val="0"/>
           <w:lang w:eastAsia="en-ZA"/>
-          <w14:ligatures w14:val="none"/>
         </w:rPr>
         <w:fldChar w:fldCharType="begin"/>
       </w:r>
       <w:r>
         <w:rPr>
-          <w:rFonts w:ascii="Times New Roman" w:eastAsia="Times New Roman" w:hAnsi="Times New Roman" w:cs="Times New Roman"/>
-          <w:kern w:val="0"/>
           <w:lang w:eastAsia="en-ZA"/>
-          <w14:ligatures w14:val="none"/>
         </w:rPr>
         <w:instrText xml:space="preserve"> ADDIN ZOTERO_ITEM CSL_CITATION {"citationID":"bi9V9nmt","properties":{"unsorted":false,"formattedCitation":"[15]","plainCitation":"[15]","noteIndex":0},"citationItems":[{"id":294,"uris":["http://zotero.org/users/19683069/items/5SMFVX9Q"],"itemData":{"id":294,"type":"article-journal","abstract":"Abstract\n            \n              Objective.\n              Time–frequency (TF) analysis is used to identify oscillatory patterns in complex signals. Cardiac signals under stress conditions are highly dynamic, yet heart rate variability (HRV) is often analysed using classical methods that assume stationarity or linearity. This study applied TF analyses to beat-to-beat RR time-series data extracted from electrocardiograms of 30 healthy adults during three stress tasks: mental calculation, noise exposure, and cold pressor test.\n              Approach.\n              Continuous wavelet transform (CWT), and ensemble empirical mode decomposition (EEMD) were compared to the standard short-term Fourier transform (STFT). Signals were divided into anticipation, stress, and recovery periods.\n              Main results.\n              When analysed in 30 s windows, all three methods detected dynamic time variations in standard frequency bands (low-frequency (LF) [0.04–0.15 Hz], high-frequency (HF) [0.15–0.40 Hz]) during stress compared to baseline. Compared to SFFT, EEMD and CWT showed greater sensitivity than STFT to identify LF and HF differences. Spectrograms identified regions of interest outside standard frequency bands, where CWT provided superior temporal and frequency resolution, especially at low frequencies. While EEMD spectrograms were uninterpretable, analysis of individual EEMD modes enabled tracking instantaneous changes in both frequency and amplitude.\n              Significance.\n              In conclusion, CWT and EEMD proved most valuable for identifying patterns in stress-evoked HRV and providing information on autonomic nervous system activation latency, responsiveness, and adaptability.","container-title":"Physiological Measurement","DOI":"10.1088/1361-6579/ae3ec7","ISSN":"0967-3334, 1361-6579","issue":"3","journalAbbreviation":"Physiol. Meas.","page":"035001","source":"DOI.org (Crossref)","title":"Heart rate variability (HRV) during acute stress: a comparison of three methods for time–frequency analysis","title-short":"Heart rate variability (HRV) during acute stress","volume":"47","author":[{"family":"Villatte","given":"Bérangère"},{"family":"Kizuk","given":"Sayeed A D"},{"family":"Lina","given":"Jean-Marc"},{"family":"Vinet","given":"Alain"},{"family":"Hébert","given":"Sylvie"}],"issued":{"date-parts":[["2026",3,31]]}}}],"schema":"https://github.com/citation-style-language/schema/raw/master/csl-citation.json"} </w:instrText>
       </w:r>
       <w:r>
         <w:rPr>
-          <w:rFonts w:ascii="Times New Roman" w:eastAsia="Times New Roman" w:hAnsi="Times New Roman" w:cs="Times New Roman"/>
-          <w:kern w:val="0"/>
           <w:lang w:eastAsia="en-ZA"/>
-          <w14:ligatures w14:val="none"/>
         </w:rPr>
         <w:fldChar w:fldCharType="separate"/>
       </w:r>
       <w:r>
         <w:rPr>
-          <w:rFonts w:ascii="Times New Roman" w:hAnsi="Times New Roman" w:cs="Times New Roman"/>
           <w:lang w:eastAsia="en-ZA"/>
         </w:rPr>
         <w:t>[15]</w:t>
       </w:r>
       <w:r>
         <w:rPr>
-          <w:rFonts w:ascii="Times New Roman" w:eastAsia="Times New Roman" w:hAnsi="Times New Roman" w:cs="Times New Roman"/>
-          <w:kern w:val="0"/>
           <w:lang w:eastAsia="en-ZA"/>
-          <w14:ligatures w14:val="none"/>
         </w:rPr>
         <w:fldChar w:fldCharType="end"/>
       </w:r>
       <w:r>
         <w:rPr>
-          <w:rFonts w:ascii="Times New Roman" w:eastAsia="Times New Roman" w:hAnsi="Times New Roman" w:cs="Times New Roman"/>
-          <w:kern w:val="0"/>
           <w:lang w:eastAsia="en-ZA"/>
-          <w14:ligatures w14:val="none"/>
         </w:rPr>
         <w:t xml:space="preserve"> or noise exposure </w:t>
       </w:r>
       <w:r>
         <w:rPr>
-          <w:rFonts w:ascii="Times New Roman" w:eastAsia="Times New Roman" w:hAnsi="Times New Roman" w:cs="Times New Roman"/>
-          <w:kern w:val="0"/>
           <w:lang w:eastAsia="en-ZA"/>
-          <w14:ligatures w14:val="none"/>
         </w:rPr>
         <w:fldChar w:fldCharType="begin"/>
       </w:r>
       <w:r>
         <w:rPr>
-          <w:rFonts w:ascii="Times New Roman" w:eastAsia="Times New Roman" w:hAnsi="Times New Roman" w:cs="Times New Roman"/>
-          <w:kern w:val="0"/>
           <w:lang w:eastAsia="en-ZA"/>
-          <w14:ligatures w14:val="none"/>
         </w:rPr>
         <w:instrText xml:space="preserve"> ADDIN ZOTERO_ITEM CSL_CITATION {"citationID":"Wk9xqg6F","properties":{"unsorted":false,"formattedCitation":"[15]","plainCitation":"[15]","noteIndex":0},"citationItems":[{"id":294,"uris":["http://zotero.org/users/19683069/items/5SMFVX9Q"],"itemData":{"id":294,"type":"article-journal","abstract":"Abstract\n            \n              Objective.\n              Time–frequency (TF) analysis is used to identify oscillatory patterns in complex signals. Cardiac signals under stress conditions are highly dynamic, yet heart rate variability (HRV) is often analysed using classical methods that assume stationarity or linearity. This study applied TF analyses to beat-to-beat RR time-series data extracted from electrocardiograms of 30 healthy adults during three stress tasks: mental calculation, noise exposure, and cold pressor test.\n              Approach.\n              Continuous wavelet transform (CWT), and ensemble empirical mode decomposition (EEMD) were compared to the standard short-term Fourier transform (STFT). Signals were divided into anticipation, stress, and recovery periods.\n              Main results.\n              When analysed in 30 s windows, all three methods detected dynamic time variations in standard frequency bands (low-frequency (LF) [0.04–0.15 Hz], high-frequency (HF) [0.15–0.40 Hz]) during stress compared to baseline. Compared to SFFT, EEMD and CWT showed greater sensitivity than STFT to identify LF and HF differences. Spectrograms identified regions of interest outside standard frequency bands, where CWT provided superior temporal and frequency resolution, especially at low frequencies. While EEMD spectrograms were uninterpretable, analysis of individual EEMD modes enabled tracking instantaneous changes in both frequency and amplitude.\n              Significance.\n              In conclusion, CWT and EEMD proved most valuable for identifying patterns in stress-evoked HRV and providing information on autonomic nervous system activation latency, responsiveness, and adaptability.","container-title":"Physiological Measurement","DOI":"10.1088/1361-6579/ae3ec7","ISSN":"0967-3334, 1361-6579","issue":"3","journalAbbreviation":"Physiol. Meas.","page":"035001","source":"DOI.org (Crossref)","title":"Heart rate variability (HRV) during acute stress: a comparison of three methods for time–frequency analysis","title-short":"Heart rate variability (HRV) during acute stress","volume":"47","author":[{"family":"Villatte","given":"Bérangère"},{"family":"Kizuk","given":"Sayeed A D"},{"family":"Lina","given":"Jean-Marc"},{"family":"Vinet","given":"Alain"},{"family":"Hébert","given":"Sylvie"}],"issued":{"date-parts":[["2026",3,31]]}}}],"schema":"https://github.com/citation-style-language/schema/raw/master/csl-citation.json"} </w:instrText>
       </w:r>
       <w:r>
         <w:rPr>
-          <w:rFonts w:ascii="Times New Roman" w:eastAsia="Times New Roman" w:hAnsi="Times New Roman" w:cs="Times New Roman"/>
-          <w:kern w:val="0"/>
           <w:lang w:eastAsia="en-ZA"/>
-          <w14:ligatures w14:val="none"/>
         </w:rPr>
         <w:fldChar w:fldCharType="separate"/>
       </w:r>
       <w:r>
         <w:rPr>
-          <w:rFonts w:ascii="Times New Roman" w:hAnsi="Times New Roman" w:cs="Times New Roman"/>
           <w:lang w:eastAsia="en-ZA"/>
         </w:rPr>
         <w:t>[15]</w:t>
       </w:r>
       <w:r>
         <w:rPr>
-          <w:rFonts w:ascii="Times New Roman" w:eastAsia="Times New Roman" w:hAnsi="Times New Roman" w:cs="Times New Roman"/>
-          <w:kern w:val="0"/>
           <w:lang w:eastAsia="en-ZA"/>
-          <w14:ligatures w14:val="none"/>
         </w:rPr>
         <w:fldChar w:fldCharType="end"/>
       </w:r>
       <w:r>
         <w:rPr>
-          <w:rFonts w:ascii="Times New Roman" w:eastAsia="Times New Roman" w:hAnsi="Times New Roman" w:cs="Times New Roman"/>
-          <w:kern w:val="0"/>
           <w:lang w:eastAsia="en-ZA"/>
-          <w14:ligatures w14:val="none"/>
         </w:rPr>
         <w:t xml:space="preserve"> can safely induce transient autonomic arousal without causing psychological or physical harm. To conduct testing responsibly, all trial procedures should be governed by strict ethical protocols: participants must provide fully informed, voluntary consent with the explicit right to withdraw at any point without penalty. Furthermore, real-time safety monitoring must be maintained throughout testing; continuous tracking of absolute physiological thresholds (e.g., heart rate exceeding 131bpm) serves as an automated safety cutoff to terminate the task immediately if extreme stress is detected. All collected biometric streams and user personal information must be kept private and stored locally on the user’s device for this project to comply with the Protection of Personal Information Act (POPIA) of South Africa </w:t>
       </w:r>
       <w:r>
         <w:rPr>
-          <w:rFonts w:ascii="Times New Roman" w:eastAsia="Times New Roman" w:hAnsi="Times New Roman" w:cs="Times New Roman"/>
-          <w:kern w:val="0"/>
           <w:lang w:eastAsia="en-ZA"/>
-          <w14:ligatures w14:val="none"/>
         </w:rPr>
         <w:fldChar w:fldCharType="begin"/>
       </w:r>
       <w:r>
         <w:rPr>
-          <w:rFonts w:ascii="Times New Roman" w:eastAsia="Times New Roman" w:hAnsi="Times New Roman" w:cs="Times New Roman"/>
-          <w:kern w:val="0"/>
           <w:lang w:eastAsia="en-ZA"/>
-          <w14:ligatures w14:val="none"/>
         </w:rPr>
         <w:instrText xml:space="preserve"> ADDIN ZOTERO_ITEM CSL_CITATION {"citationID":"cVEId7gL","properties":{"unsorted":false,"formattedCitation":"[46]","plainCitation":"[46]","noteIndex":0},"citationItems":[{"id":354,"uris":["http://zotero.org/users/19683069/items/65ASLFP2"],"itemData":{"id":354,"type":"webpage","abstract":"Welcome to the Protection of Personal Information Act (often called the POPI Act or POPIA) in the form of a website so everyone can access it quickly.","container-title":"POPIA","language":"en-ZA","title":"Protection of Personal Information Act (POPI Act)","URL":"https://popia.co.za/","accessed":{"date-parts":[["2026",9,15]]}}}],"schema":"https://github.com/citation-style-language/schema/raw/master/csl-citation.json"} </w:instrText>
       </w:r>
       <w:r>
         <w:rPr>
-          <w:rFonts w:ascii="Times New Roman" w:eastAsia="Times New Roman" w:hAnsi="Times New Roman" w:cs="Times New Roman"/>
-          <w:kern w:val="0"/>
           <w:lang w:eastAsia="en-ZA"/>
-          <w14:ligatures w14:val="none"/>
         </w:rPr>
         <w:fldChar w:fldCharType="separate"/>
       </w:r>
       <w:r>
         <w:rPr>
-          <w:rFonts w:ascii="Times New Roman" w:hAnsi="Times New Roman" w:cs="Times New Roman"/>
           <w:lang w:eastAsia="en-ZA"/>
         </w:rPr>
         <w:t>[46]</w:t>
       </w:r>
       <w:r>
         <w:rPr>
-          <w:rFonts w:ascii="Times New Roman" w:eastAsia="Times New Roman" w:hAnsi="Times New Roman" w:cs="Times New Roman"/>
-          <w:kern w:val="0"/>
           <w:lang w:eastAsia="en-ZA"/>
-          <w14:ligatures w14:val="none"/>
         </w:rPr>
         <w:fldChar w:fldCharType="end"/>
       </w:r>
       <w:r>
         <w:rPr>
-          <w:rFonts w:ascii="Times New Roman" w:eastAsia="Times New Roman" w:hAnsi="Times New Roman" w:cs="Times New Roman"/>
-          <w:kern w:val="0"/>
           <w:lang w:eastAsia="en-ZA"/>
-          <w14:ligatures w14:val="none"/>
         </w:rPr>
         <w:t>.</w:t>
       </w:r>
@@ -12424,7 +12612,7 @@
         </w:rPr>
         <w:t>Overview of progress</w:t>
       </w:r>
-      <w:bookmarkEnd w:id="37"/>
+      <w:bookmarkEnd w:id="38"/>
       <w:bookmarkEnd w:id="39"/>
     </w:p>
     <w:p>
@@ -12458,16 +12646,116 @@
         <mc:AlternateContent>
           <mc:Choice Requires="wps">
             <w:drawing>
-              <wp:anchor distT="45720" distB="45720" distL="114300" distR="114300" simplePos="0" relativeHeight="251661312" behindDoc="0" locked="0" layoutInCell="1" allowOverlap="1" wp14:anchorId="6DEC87A2" wp14:editId="0E7E333E">
+              <wp:anchor distT="45720" distB="45720" distL="114300" distR="114300" simplePos="0" relativeHeight="251663360" behindDoc="0" locked="0" layoutInCell="1" allowOverlap="1" wp14:anchorId="669454D5" wp14:editId="398B50DC">
                 <wp:simplePos x="0" y="0"/>
                 <wp:positionH relativeFrom="column">
-                  <wp:posOffset>3352588</wp:posOffset>
+                  <wp:posOffset>1327150</wp:posOffset>
                 </wp:positionH>
                 <wp:positionV relativeFrom="paragraph">
-                  <wp:posOffset>2286071</wp:posOffset>
+                  <wp:posOffset>2103120</wp:posOffset>
                 </wp:positionV>
-                <wp:extent cx="1529644" cy="383823"/>
-                <wp:effectExtent l="0" t="0" r="13970" b="16510"/>
+                <wp:extent cx="2654300" cy="383540"/>
+                <wp:effectExtent l="0" t="0" r="12700" b="16510"/>
+                <wp:wrapNone/>
+                <wp:docPr id="924485895" name="Text Box 2"/>
+                <wp:cNvGraphicFramePr>
+                  <a:graphicFrameLocks xmlns:a="http://schemas.openxmlformats.org/drawingml/2006/main"/>
+                </wp:cNvGraphicFramePr>
+                <a:graphic xmlns:a="http://schemas.openxmlformats.org/drawingml/2006/main">
+                  <a:graphicData uri="http://schemas.microsoft.com/office/word/2010/wordprocessingShape">
+                    <wps:wsp>
+                      <wps:cNvSpPr txBox="1">
+                        <a:spLocks noChangeArrowheads="1"/>
+                      </wps:cNvSpPr>
+                      <wps:spPr bwMode="auto">
+                        <a:xfrm>
+                          <a:off x="0" y="0"/>
+                          <a:ext cx="2654300" cy="383540"/>
+                        </a:xfrm>
+                        <a:prstGeom prst="rect">
+                          <a:avLst/>
+                        </a:prstGeom>
+                        <a:solidFill>
+                          <a:srgbClr val="FFFFFF"/>
+                        </a:solidFill>
+                        <a:ln w="9525">
+                          <a:solidFill>
+                            <a:schemeClr val="bg1"/>
+                          </a:solidFill>
+                          <a:miter lim="800000"/>
+                          <a:headEnd/>
+                          <a:tailEnd/>
+                        </a:ln>
+                      </wps:spPr>
+                      <wps:txbx>
+                        <w:txbxContent>
+                          <w:p>
+                            <w:pPr>
+                              <w:rPr>
+                                <w:sz w:val="16"/>
+                                <w:szCs w:val="16"/>
+                              </w:rPr>
+                            </w:pPr>
+                          </w:p>
+                        </w:txbxContent>
+                      </wps:txbx>
+                      <wps:bodyPr rot="0" vert="horz" wrap="square" lIns="91440" tIns="45720" rIns="91440" bIns="45720" anchor="t" anchorCtr="0">
+                        <a:noAutofit/>
+                      </wps:bodyPr>
+                    </wps:wsp>
+                  </a:graphicData>
+                </a:graphic>
+                <wp14:sizeRelH relativeFrom="margin">
+                  <wp14:pctWidth>0</wp14:pctWidth>
+                </wp14:sizeRelH>
+                <wp14:sizeRelV relativeFrom="margin">
+                  <wp14:pctHeight>0</wp14:pctHeight>
+                </wp14:sizeRelV>
+              </wp:anchor>
+            </w:drawing>
+          </mc:Choice>
+          <mc:Fallback>
+            <w:pict>
+              <v:shapetype w14:anchorId="669454D5" id="_x0000_t202" coordsize="21600,21600" o:spt="202" path="m,l,21600r21600,l21600,xe">
+                <v:stroke joinstyle="miter"/>
+                <v:path gradientshapeok="t" o:connecttype="rect"/>
+              </v:shapetype>
+              <v:shape id="Text Box 2" o:spid="_x0000_s1026" type="#_x0000_t202" style="position:absolute;left:0;text-align:left;margin-left:104.5pt;margin-top:165.6pt;width:209pt;height:30.2pt;z-index:251663360;visibility:visible;mso-wrap-style:square;mso-width-percent:0;mso-height-percent:0;mso-wrap-distance-left:9pt;mso-wrap-distance-top:3.6pt;mso-wrap-distance-right:9pt;mso-wrap-distance-bottom:3.6pt;mso-position-horizontal:absolute;mso-position-horizontal-relative:text;mso-position-vertical:absolute;mso-position-vertical-relative:text;mso-width-percent:0;mso-height-percent:0;mso-width-relative:margin;mso-height-relative:margin;v-text-anchor:top" o:gfxdata="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" strokecolor="white [3212]">
+                <v:textbox>
+                  <w:txbxContent>
+                    <w:p>
+                      <w:pPr>
+                        <w:rPr>
+                          <w:sz w:val="16"/>
+                          <w:szCs w:val="16"/>
+                        </w:rPr>
+                      </w:pPr>
+                    </w:p>
+                  </w:txbxContent>
+                </v:textbox>
+              </v:shape>
+            </w:pict>
+          </mc:Fallback>
+        </mc:AlternateContent>
+      </w:r>
+      <w:r>
+        <w:rPr>
+          <w:rFonts w:ascii="Times New Roman" w:hAnsi="Times New Roman" w:cs="Times New Roman"/>
+          <w:noProof/>
+        </w:rPr>
+        <mc:AlternateContent>
+          <mc:Choice Requires="wps">
+            <w:drawing>
+              <wp:anchor distT="45720" distB="45720" distL="114300" distR="114300" simplePos="0" relativeHeight="251661312" behindDoc="0" locked="0" layoutInCell="1" allowOverlap="1" wp14:anchorId="6DEC87A2" wp14:editId="33AB8AF5">
+                <wp:simplePos x="0" y="0"/>
+                <wp:positionH relativeFrom="column">
+                  <wp:posOffset>4965700</wp:posOffset>
+                </wp:positionH>
+                <wp:positionV relativeFrom="paragraph">
+                  <wp:posOffset>1969770</wp:posOffset>
+                </wp:positionV>
+                <wp:extent cx="1441450" cy="383823"/>
+                <wp:effectExtent l="0" t="0" r="25400" b="16510"/>
                 <wp:wrapNone/>
                 <wp:docPr id="217" name="Text Box 2"/>
                 <wp:cNvGraphicFramePr>
@@ -12482,7 +12770,7 @@
                       <wps:spPr bwMode="auto">
                         <a:xfrm>
                           <a:off x="0" y="0"/>
-                          <a:ext cx="1529644" cy="383823"/>
+                          <a:ext cx="1441450" cy="383823"/>
                         </a:xfrm>
                         <a:prstGeom prst="rect">
                           <a:avLst/>
@@ -12513,7 +12801,21 @@
                                 <w:sz w:val="16"/>
                                 <w:szCs w:val="16"/>
                               </w:rPr>
-                              <w:t>30 Oct - accuracy, latency,  --&gt; false-alert rate determined</w:t>
+                              <w:t xml:space="preserve">30 Oct - accuracy, </w:t>
+                            </w:r>
+                            <w:r>
+                              <w:rPr>
+                                <w:sz w:val="16"/>
+                                <w:szCs w:val="16"/>
+                              </w:rPr>
+                              <w:t>latency, false</w:t>
+                            </w:r>
+                            <w:r>
+                              <w:rPr>
+                                <w:sz w:val="16"/>
+                                <w:szCs w:val="16"/>
+                              </w:rPr>
+                              <w:t>-alert rate determined</w:t>
                             </w:r>
                           </w:p>
                         </w:txbxContent>
@@ -12535,11 +12837,7 @@
           </mc:Choice>
           <mc:Fallback>
             <w:pict>
-              <v:shapetype w14:anchorId="6DEC87A2" id="_x0000_t202" coordsize="21600,21600" o:spt="202" path="m,l,21600r21600,l21600,xe">
-                <v:stroke joinstyle="miter"/>
-                <v:path gradientshapeok="t" o:connecttype="rect"/>
-              </v:shapetype>
-              <v:shape id="Text Box 2" o:spid="_x0000_s1026" type="#_x0000_t202" style="position:absolute;left:0;text-align:left;margin-left:264pt;margin-top:180pt;width:120.45pt;height:30.2pt;z-index:251661312;visibility:visible;mso-wrap-style:square;mso-width-percent:0;mso-height-percent:0;mso-wrap-distance-left:9pt;mso-wrap-distance-top:3.6pt;mso-wrap-distance-right:9pt;mso-wrap-distance-bottom:3.6pt;mso-position-horizontal:absolute;mso-position-horizontal-relative:text;mso-position-vertical:absolute;mso-position-vertical-relative:text;mso-width-percent:0;mso-height-percent:0;mso-width-relative:margin;mso-height-relative:margin;v-text-anchor:top" o:gfxdata="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" strokecolor="white [3212]">
+              <v:shape w14:anchorId="6DEC87A2" id="_x0000_s1027" type="#_x0000_t202" style="position:absolute;left:0;text-align:left;margin-left:391pt;margin-top:155.1pt;width:113.5pt;height:30.2pt;z-index:251661312;visibility:visible;mso-wrap-style:square;mso-width-percent:0;mso-height-percent:0;mso-wrap-distance-left:9pt;mso-wrap-distance-top:3.6pt;mso-wrap-distance-right:9pt;mso-wrap-distance-bottom:3.6pt;mso-position-horizontal:absolute;mso-position-horizontal-relative:text;mso-position-vertical:absolute;mso-position-vertical-relative:text;mso-width-percent:0;mso-height-percent:0;mso-width-relative:margin;mso-height-relative:margin;v-text-anchor:top" o:gfxdata="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" strokecolor="white [3212]">
                 <v:textbox>
                   <w:txbxContent>
                     <w:p>
@@ -12554,7 +12852,21 @@
                           <w:sz w:val="16"/>
                           <w:szCs w:val="16"/>
                         </w:rPr>
-                        <w:t>30 Oct - accuracy, latency,  --&gt; false-alert rate determined</w:t>
+                        <w:t xml:space="preserve">30 Oct - accuracy, </w:t>
+                      </w:r>
+                      <w:r>
+                        <w:rPr>
+                          <w:sz w:val="16"/>
+                          <w:szCs w:val="16"/>
+                        </w:rPr>
+                        <w:t>latency, false</w:t>
+                      </w:r>
+                      <w:r>
+                        <w:rPr>
+                          <w:sz w:val="16"/>
+                          <w:szCs w:val="16"/>
+                        </w:rPr>
+                        <w:t>-alert rate determined</w:t>
                       </w:r>
                     </w:p>
                   </w:txbxContent>
@@ -12572,7 +12884,7 @@
         <mc:AlternateContent>
           <mc:Choice Requires="wps">
             <w:drawing>
-              <wp:anchor distT="0" distB="0" distL="114300" distR="114300" simplePos="0" relativeHeight="251659264" behindDoc="0" locked="0" layoutInCell="1" allowOverlap="1" wp14:anchorId="6AFA851A" wp14:editId="69D0F705">
+              <wp:anchor distT="0" distB="0" distL="114300" distR="114300" simplePos="0" relativeHeight="251659264" behindDoc="0" locked="0" layoutInCell="1" allowOverlap="1" wp14:anchorId="6AFA851A" wp14:editId="7A52E265">
                 <wp:simplePos x="0" y="0"/>
                 <wp:positionH relativeFrom="column">
                   <wp:posOffset>930769</wp:posOffset>
@@ -12726,7 +13038,7 @@
           </mc:Choice>
           <mc:Fallback>
             <w:pict>
-              <v:shape w14:anchorId="65720702" id="Freeform: Shape 7" o:spid="_x0000_s1026" style="position:absolute;margin-left:73.3pt;margin-top:179.3pt;width:247.1pt;height:28.35pt;z-index:251659264;visibility:visible;mso-wrap-style:square;mso-width-percent:0;mso-height-percent:0;mso-wrap-distance-left:9pt;mso-wrap-distance-top:0;mso-wrap-distance-right:9pt;mso-wrap-distance-bottom:0;mso-position-horizontal:absolute;mso-position-horizontal-relative:text;mso-position-vertical:absolute;mso-position-vertical-relative:text;mso-width-percent:0;mso-height-percent:0;mso-width-relative:margin;mso-height-relative:margin;v-text-anchor:middle" coordsize="2269066,50800" o:gfxdata="UEsDBBQABgAIAAAAIQC2gziS/gAAAOEBAAATAAAAW0NvbnRlbnRfVHlwZXNdLnhtbJSRQU7DMBBF 90jcwfIWJU67QAgl6YK0S0CoHGBkTxKLZGx5TGhvj5O2G0SRWNoz/78nu9wcxkFMGNg6quQqL6RA 0s5Y6ir5vt9lD1JwBDIwOMJKHpHlpr69KfdHjyxSmriSfYz+USnWPY7AufNIadK6MEJMx9ApD/oD OlTrorhX2lFEilmcO2RdNtjC5xDF9pCuTyYBB5bi6bQ4syoJ3g9WQ0ymaiLzg5KdCXlKLjvcW893 SUOqXwnz5DrgnHtJTxOsQfEKIT7DmDSUCaxw7Rqn8787ZsmRM9e2VmPeBN4uqYvTtW7jvijg9N/y JsXecLq0q+WD6m8AAAD//wMAUEsDBBQABgAIAAAAIQA4/SH/1gAAAJQBAAALAAAAX3JlbHMvLnJl bHOkkMFqwzAMhu+DvYPRfXGawxijTi+j0GvpHsDYimMaW0Yy2fr2M4PBMnrbUb/Q94l/f/hMi1qR JVI2sOt6UJgd+ZiDgffL8ekFlFSbvV0oo4EbChzGx4f9GRdb25HMsYhqlCwG5lrLq9biZkxWOiqY 22YiTra2kYMu1l1tQD30/bPm3wwYN0x18gb45AdQl1tp5j/sFB2T0FQ7R0nTNEV3j6o9feQzro1i OWA14Fm+Q8a1a8+Bvu/d/dMb2JY5uiPbhG/ktn4cqGU/er3pcvwCAAD//wMAUEsDBBQABgAIAAAA IQD2l0JBkgQAADANAAAOAAAAZHJzL2Uyb0RvYy54bWysV9tu4zYQfS/QfyD0WKCxSN2NOIs0ixQF gt2gSbG7j7RExUIlUSXp2Nmv73AoyVIaO8aieXBIc85cD4fjyw/7pibPQulKtiuPXvgeEW0ui6p9 Wnl/Pd7+mnpEG94WvJatWHkvQnsfrn7+6XLXLQWTG1kXQhFQ0urlrlt5G2O65WKh841ouL6QnWjh sJSq4Qa26mlRKL4D7U29YL4fL3ZSFZ2SudAavv3oDr0r1F+WIjefy1ILQ+qVB74Z/FT4ubafi6tL vnxSvNtUee8G/wEvGl61YHRU9ZEbTraq+o+qpsqV1LI0F7lsFrIsq1xgDBAN9V9F87DhncBYIDm6 G9Ok/z+1+afnh+5eQRp2nV5qWNoo9qVq7H/wj+wxWS9jssTekBy+DGiQBpR5JIezIPbhz2ZzcUDn W21+FxI18ec7bVyyC1hhqgrS8gY4keuvUJqyqSHzvyyIT3aEsTjz47gvz0Hw21QwCNI4IRsS+amz Dek/iH6lE500C5MgCE5pnoozFiXpcc0Q9Ogt85mfUHpK81ScUpZmxzUHU800immSnNI8FfePaw2n WoFn72RiKh7FYXhccTRTzILsdCLm4idTHM80h34KbpygxVT8HVokM81Is1Oap+JItGk2gOxPA535 ZmB4vm97isOKcNsJfWwOndT2Ojm+w63JNfDZ3RmQtHfiKADY6QD0TACQzgHYmQDgkgMEZwKAJg4Q ngmA8jtAdCYAquoA2Agg2e9lCYrlAMnUggP2JVHwJNjHoMbHwHgEHgPlEXgM1hbDlx03tpLDkuxW 3tCNyGbluWZjTxv5LB4lyplDl0T29dYPEnU7ley7ETqLraaXH6Ty7brKfxPf55gEGo1LIWN+ilUC b9E0zbKY+i56GmRh1oeCh32HQmvYfnprcyvznVPL/DhKYmi5kNQ4pHOtlFKfOZYFSTxzh7nOhbiR 4LOY3rRGE8pY5vxMUyT6ECCjaZyFzloaYnXHI9fQEGa71fnRMQgggvkEokvjV9ExGrPI8Q/cov2g 0KeFYadD4LR886DmuxGZhYG7yyyO2DxGFoRZ5G5V4Ef+q0PsgWhzSrG5lflusBlbdrj8gFq8fIfk wRsTOeIESZrOS9w/wjZB4xtrL9OklLC1Fwbf/fHmoMzh7deyrorbqq7tXcHJTtzUijxzuIbrp6Gh zaRq7Iazr84BgmGLXBxmGVyZl1pY23X7pyhJVUAPptiQX+ks/h6cQUkLKcHtEeS6+FFQL2thAkfP c4GjNFqUrRmBTdVK9ZarZj+4Wjr5IWoXqw17LYuXe0WUdEOv7vLbSmlzx7W55wpmLbjYMLmbz/BR 1hL6HDQ0XHlkI9X3t7638jB8wqlHdjA1rzz9z5Yr4ZH6jxbG0oyGIag1uAkjaFnQYKcn6+lJu21u JJAAyAne4dLKm3pYlko2X2DAv7ZW4Yi3OdiGh9NAy3abGwN7OIKfCLm4vsY1jNbAxbv2ocuHSncQ +eP+C1cdscuVZ2CO/SSHCZsvhwHVEnqUtfVo5fXWyLKy0ysSy+W138BYDqvZ3D/do9Thh87VvwAA AP//AwBQSwMEFAAGAAgAAAAhAFjOu8DfAAAACwEAAA8AAABkcnMvZG93bnJldi54bWxMj01PwkAQ hu8m/ofNmHiTLVJqKd0SoiHxoAcQ7kt37DZ0Z5vuAvXfO57kNm/myftRrkbXiQsOofWkYDpJQCDV 3rTUKNh/bZ5yECFqMrrzhAp+MMCqur8rdWH8lbZ42cVGsAmFQiuwMfaFlKG26HSY+B6Jf99+cDqy HBppBn1lc9fJ5yTJpNMtcYLVPb5arE+7s1PwYjNahHh4a7eH9WLz+VG/h32u1OPDuF6CiDjGfxj+ 6nN1qLjT0Z/JBNGxTrOMUQWzec4HE1ma8JijgnQ6n4GsSnm7ofoFAAD//wMAUEsBAi0AFAAGAAgA AAAhALaDOJL+AAAA4QEAABMAAAAAAAAAAAAAAAAAAAAAAFtDb250ZW50X1R5cGVzXS54bWxQSwEC LQAUAAYACAAAACEAOP0h/9YAAACUAQAACwAAAAAAAAAAAAAAAAAvAQAAX3JlbHMvLnJlbHNQSwEC LQAUAAYACAAAACEA9pdCQZIEAAAwDQAADgAAAAAAAAAAAAAAAAAuAgAAZHJzL2Uyb0RvYy54bWxQ SwECLQAUAAYACAAAACEAWM67wN8AAAALAQAADwAAAAAAAAAAAAAAAADsBgAAZHJzL2Rvd25yZXYu eG1sUEsFBgAAAAAEAAQA8wAAAPgHAAAAAA== " path="m,33867l1947333,22578v24742,-495,48774,-8629,73378,-11289c2065760,6419,2111022,3763,2156177,v15052,1881,30765,847,45156,5644c2210258,8619,2216256,17110,2223911,22578v5520,3943,11043,7923,16933,11289c2269961,50505,2256157,37889,2269066,50800e" fillcolor="white [3212]" strokecolor="white [3212]" strokeweight="1pt">
+              <v:shape w14:anchorId="29D42807" id="Freeform: Shape 7" o:spid="_x0000_s1026" style="position:absolute;margin-left:73.3pt;margin-top:179.3pt;width:247.1pt;height:28.35pt;z-index:251659264;visibility:visible;mso-wrap-style:square;mso-width-percent:0;mso-height-percent:0;mso-wrap-distance-left:9pt;mso-wrap-distance-top:0;mso-wrap-distance-right:9pt;mso-wrap-distance-bottom:0;mso-position-horizontal:absolute;mso-position-horizontal-relative:text;mso-position-vertical:absolute;mso-position-vertical-relative:text;mso-width-percent:0;mso-height-percent:0;mso-width-relative:margin;mso-height-relative:margin;v-text-anchor:middle" coordsize="2269066,50800" o:gfxdata="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" path="m,33867l1947333,22578v24742,-495,48774,-8629,73378,-11289c2065760,6419,2111022,3763,2156177,v15052,1881,30765,847,45156,5644c2210258,8619,2216256,17110,2223911,22578v5520,3943,11043,7923,16933,11289c2269961,50505,2256157,37889,2269066,50800e" fillcolor="white [3212]" strokecolor="white [3212]" strokeweight="1pt">
                 <v:stroke joinstyle="miter"/>
                 <v:path arrowok="t" o:connecttype="custom" o:connectlocs="0,240002;2693328,160002;2794816,80001;2982177,0;3044631,39997;3075859,160002;3099279,240002;3138312,360000" o:connectangles="0,0,0,0,0,0,0,0"/>
               </v:shape>
@@ -12740,9 +13052,9 @@
           <w:noProof/>
         </w:rPr>
         <w:drawing>
-          <wp:inline distT="0" distB="0" distL="0" distR="0" wp14:anchorId="65FE3266" wp14:editId="1E28AF40">
+          <wp:inline distT="0" distB="0" distL="0" distR="0" wp14:anchorId="65FE3266" wp14:editId="3E60870D">
             <wp:extent cx="5731510" cy="2624455"/>
-            <wp:effectExtent l="228600" t="228600" r="231140" b="233045"/>
+            <wp:effectExtent l="0" t="0" r="2540" b="4445"/>
             <wp:docPr id="1686055893" name="Picture 1"/>
             <wp:cNvGraphicFramePr>
               <a:graphicFrameLocks xmlns:a="http://schemas.openxmlformats.org/drawingml/2006/main" noChangeAspect="1"/>
@@ -12769,9 +13081,7 @@
                       <a:avLst/>
                     </a:prstGeom>
                     <a:ln w="228600" cap="sq" cmpd="thickThin">
-                      <a:solidFill>
-                        <a:srgbClr val="000000"/>
-                      </a:solidFill>
+                      <a:noFill/>
                       <a:prstDash val="solid"/>
                       <a:miter lim="800000"/>
                     </a:ln>
@@ -14912,13 +15222,7 @@
               <w:rPr>
                 <w:rStyle w:val="Strong"/>
               </w:rPr>
-              <w:t>3</w:t>
-            </w:r>
-            <w:r>
-              <w:rPr>
-                <w:rStyle w:val="Strong"/>
-              </w:rPr>
-              <w:t>.</w:t>
+              <w:t>3.</w:t>
             </w:r>
           </w:p>
         </w:tc>
@@ -15061,11 +15365,6 @@
     </w:p>
     <w:p>
       <w:pPr>
-        <w:pStyle w:val="ListParagraph"/>
-        <w:numPr>
-          <w:ilvl w:val="0"/>
-          <w:numId w:val="18"/>
-        </w:numPr>
         <w:spacing w:after="0" w:line="240" w:lineRule="auto"/>
         <w:jc w:val="both"/>
         <w:rPr>
@@ -15085,22 +15384,14 @@
     </w:p>
     <w:p>
       <w:pPr>
-        <w:pStyle w:val="Heading4"/>
-        <w:numPr>
-          <w:ilvl w:val="0"/>
-          <w:numId w:val="19"/>
-        </w:numPr>
-        <w:ind w:left="720"/>
-        <w:jc w:val="both"/>
-        <w:rPr>
-          <w:rFonts w:ascii="Times New Roman" w:eastAsia="Times New Roman" w:hAnsi="Times New Roman" w:cs="Times New Roman"/>
-          <w:color w:val="auto"/>
-        </w:rPr>
-      </w:pPr>
-      <w:r>
-        <w:rPr>
-          <w:rFonts w:ascii="Times New Roman" w:eastAsia="Times New Roman" w:hAnsi="Times New Roman" w:cs="Times New Roman"/>
-          <w:color w:val="auto"/>
+        <w:pStyle w:val="Heading2"/>
+        <w:rPr>
+          <w:rFonts w:eastAsia="Times New Roman"/>
+        </w:rPr>
+      </w:pPr>
+      <w:r>
+        <w:rPr>
+          <w:rFonts w:eastAsia="Times New Roman"/>
         </w:rPr>
         <w:lastRenderedPageBreak/>
         <w:t>AI as a Writing Tool</w:t>
@@ -15277,8 +15568,9 @@
                 <w:iCs w:val="0"/>
                 <w:color w:val="auto"/>
               </w:rPr>
-              <w:t>Uploaded is a copy of my paper design report for a computer engineering design I am owkring on. Please do the following:</w:t>
-            </w:r>
+              <w:t xml:space="preserve">Uploaded is a copy of my paper design report for a computer engineering design I am </w:t>
+            </w:r>
+            <w:proofErr w:type="spellStart"/>
             <w:r>
               <w:rPr>
                 <w:rFonts w:ascii="Times New Roman" w:eastAsia="Times New Roman" w:hAnsi="Times New Roman" w:cs="Times New Roman"/>
@@ -15286,8 +15578,47 @@
                 <w:iCs w:val="0"/>
                 <w:color w:val="auto"/>
               </w:rPr>
+              <w:t>owkring</w:t>
+            </w:r>
+            <w:proofErr w:type="spellEnd"/>
+            <w:r>
+              <w:rPr>
+                <w:rFonts w:ascii="Times New Roman" w:eastAsia="Times New Roman" w:hAnsi="Times New Roman" w:cs="Times New Roman"/>
+                <w:i w:val="0"/>
+                <w:iCs w:val="0"/>
+                <w:color w:val="auto"/>
+              </w:rPr>
+              <w:t xml:space="preserve"> on. Please do the following:</w:t>
+            </w:r>
+            <w:r>
+              <w:rPr>
+                <w:rFonts w:ascii="Times New Roman" w:eastAsia="Times New Roman" w:hAnsi="Times New Roman" w:cs="Times New Roman"/>
+                <w:i w:val="0"/>
+                <w:iCs w:val="0"/>
+                <w:color w:val="auto"/>
+              </w:rPr>
               <w:br/>
-              <w:t>-read it thoroughky and understand what each section is and what each subsystem does.</w:t>
+              <w:t xml:space="preserve">-read it </w:t>
+            </w:r>
+            <w:proofErr w:type="spellStart"/>
+            <w:r>
+              <w:rPr>
+                <w:rFonts w:ascii="Times New Roman" w:eastAsia="Times New Roman" w:hAnsi="Times New Roman" w:cs="Times New Roman"/>
+                <w:i w:val="0"/>
+                <w:iCs w:val="0"/>
+                <w:color w:val="auto"/>
+              </w:rPr>
+              <w:t>thoroughky</w:t>
+            </w:r>
+            <w:proofErr w:type="spellEnd"/>
+            <w:r>
+              <w:rPr>
+                <w:rFonts w:ascii="Times New Roman" w:eastAsia="Times New Roman" w:hAnsi="Times New Roman" w:cs="Times New Roman"/>
+                <w:i w:val="0"/>
+                <w:iCs w:val="0"/>
+                <w:color w:val="auto"/>
+              </w:rPr>
+              <w:t xml:space="preserve"> and understand what each section is and what each subsystem does.</w:t>
             </w:r>
           </w:p>
           <w:p>
@@ -15369,7 +15700,27 @@
                 <w:iCs w:val="0"/>
                 <w:color w:val="auto"/>
               </w:rPr>
-              <w:t>I read through my report after claude had generated it and verified that the areas I</w:t>
+              <w:t xml:space="preserve">I read through my report after </w:t>
+            </w:r>
+            <w:proofErr w:type="spellStart"/>
+            <w:r>
+              <w:rPr>
+                <w:rFonts w:ascii="Times New Roman" w:eastAsia="Times New Roman" w:hAnsi="Times New Roman" w:cs="Times New Roman"/>
+                <w:i w:val="0"/>
+                <w:iCs w:val="0"/>
+                <w:color w:val="auto"/>
+              </w:rPr>
+              <w:t>claude</w:t>
+            </w:r>
+            <w:proofErr w:type="spellEnd"/>
+            <w:r>
+              <w:rPr>
+                <w:rFonts w:ascii="Times New Roman" w:eastAsia="Times New Roman" w:hAnsi="Times New Roman" w:cs="Times New Roman"/>
+                <w:i w:val="0"/>
+                <w:iCs w:val="0"/>
+                <w:color w:val="auto"/>
+              </w:rPr>
+              <w:t xml:space="preserve"> had generated it and verified that the areas I</w:t>
             </w:r>
             <w:r>
               <w:rPr>
@@ -15430,6 +15781,7 @@
                 <w:rFonts w:ascii="Times New Roman" w:eastAsia="Times New Roman" w:hAnsi="Times New Roman" w:cs="Times New Roman"/>
                 <w:i w:val="0"/>
                 <w:iCs w:val="0"/>
+                <w:noProof/>
                 <w:color w:val="auto"/>
               </w:rPr>
               <w:drawing>
@@ -15488,7 +15840,29 @@
                 <w:sz w:val="22"/>
                 <w:szCs w:val="22"/>
               </w:rPr>
-              <w:t>Figure a AI evidence – document editing</w:t>
+              <w:t xml:space="preserve">Figure </w:t>
+            </w:r>
+            <w:proofErr w:type="gramStart"/>
+            <w:r>
+              <w:rPr>
+                <w:rFonts w:ascii="Times New Roman" w:hAnsi="Times New Roman" w:cs="Times New Roman"/>
+                <w:i/>
+                <w:iCs/>
+                <w:sz w:val="22"/>
+                <w:szCs w:val="22"/>
+              </w:rPr>
+              <w:t>a</w:t>
+            </w:r>
+            <w:proofErr w:type="gramEnd"/>
+            <w:r>
+              <w:rPr>
+                <w:rFonts w:ascii="Times New Roman" w:hAnsi="Times New Roman" w:cs="Times New Roman"/>
+                <w:i/>
+                <w:iCs/>
+                <w:sz w:val="22"/>
+                <w:szCs w:val="22"/>
+              </w:rPr>
+              <w:t xml:space="preserve"> AI evidence – document editing</w:t>
             </w:r>
           </w:p>
           <w:p>
@@ -15585,7 +15959,27 @@
                 <w:iCs w:val="0"/>
                 <w:color w:val="auto"/>
               </w:rPr>
-              <w:t>quickly create a gaant chart of my progress.</w:t>
+              <w:t xml:space="preserve">quickly create a </w:t>
+            </w:r>
+            <w:proofErr w:type="spellStart"/>
+            <w:r>
+              <w:rPr>
+                <w:rFonts w:ascii="Times New Roman" w:eastAsia="Times New Roman" w:hAnsi="Times New Roman" w:cs="Times New Roman"/>
+                <w:i w:val="0"/>
+                <w:iCs w:val="0"/>
+                <w:color w:val="auto"/>
+              </w:rPr>
+              <w:t>gaant</w:t>
+            </w:r>
+            <w:proofErr w:type="spellEnd"/>
+            <w:r>
+              <w:rPr>
+                <w:rFonts w:ascii="Times New Roman" w:eastAsia="Times New Roman" w:hAnsi="Times New Roman" w:cs="Times New Roman"/>
+                <w:i w:val="0"/>
+                <w:iCs w:val="0"/>
+                <w:color w:val="auto"/>
+              </w:rPr>
+              <w:t xml:space="preserve"> chart of my progress.</w:t>
             </w:r>
           </w:p>
         </w:tc>
@@ -15693,7 +16087,49 @@
               <w:rPr>
                 <w:rFonts w:ascii="Times New Roman" w:hAnsi="Times New Roman" w:cs="Times New Roman"/>
               </w:rPr>
-              <w:t xml:space="preserve">read this report and generate a GAANT/timeline. indicate that the week from 21 sep to 7 OCT is exams. indicate miilestones as follows: 14 oct = HR stress detection complete, 19 OCT = BR stress detection complete, 24 oct = HRV metrics computed and model working, 27 oct = haptic cuff built, 30 oct = system fully tested and validated:  system accuracies, latency time and false alert rates determined, 11 november = p3 report done. </w:t>
+              <w:t xml:space="preserve">read this report and generate a GAANT/timeline. indicate that the week from 21 </w:t>
+            </w:r>
+            <w:proofErr w:type="spellStart"/>
+            <w:r>
+              <w:rPr>
+                <w:rFonts w:ascii="Times New Roman" w:hAnsi="Times New Roman" w:cs="Times New Roman"/>
+              </w:rPr>
+              <w:t>sep</w:t>
+            </w:r>
+            <w:proofErr w:type="spellEnd"/>
+            <w:r>
+              <w:rPr>
+                <w:rFonts w:ascii="Times New Roman" w:hAnsi="Times New Roman" w:cs="Times New Roman"/>
+              </w:rPr>
+              <w:t xml:space="preserve"> to 7 OCT is exams. indicate </w:t>
+            </w:r>
+            <w:proofErr w:type="spellStart"/>
+            <w:r>
+              <w:rPr>
+                <w:rFonts w:ascii="Times New Roman" w:hAnsi="Times New Roman" w:cs="Times New Roman"/>
+              </w:rPr>
+              <w:t>miilestones</w:t>
+            </w:r>
+            <w:proofErr w:type="spellEnd"/>
+            <w:r>
+              <w:rPr>
+                <w:rFonts w:ascii="Times New Roman" w:hAnsi="Times New Roman" w:cs="Times New Roman"/>
+              </w:rPr>
+              <w:t xml:space="preserve"> as follows: 14 oct = HR stress detection complete, 19 OCT = BR stress detection complete, 24 oct = HRV metrics computed and model working, 27 oct = haptic cuff built, 30 oct = system fully tested and validated:  system accuracies, latency time and false alert rates determined, 11 </w:t>
+            </w:r>
+            <w:proofErr w:type="spellStart"/>
+            <w:r>
+              <w:rPr>
+                <w:rFonts w:ascii="Times New Roman" w:hAnsi="Times New Roman" w:cs="Times New Roman"/>
+              </w:rPr>
+              <w:t>november</w:t>
+            </w:r>
+            <w:proofErr w:type="spellEnd"/>
+            <w:r>
+              <w:rPr>
+                <w:rFonts w:ascii="Times New Roman" w:hAnsi="Times New Roman" w:cs="Times New Roman"/>
+              </w:rPr>
+              <w:t xml:space="preserve"> = p3 report done. </w:t>
             </w:r>
           </w:p>
           <w:p>
@@ -15715,13 +16151,7 @@
               <w:rPr>
                 <w:rFonts w:ascii="Times New Roman" w:hAnsi="Times New Roman" w:cs="Times New Roman"/>
               </w:rPr>
-              <w:t xml:space="preserve">you may fill in the actual content </w:t>
-            </w:r>
-            <w:r>
-              <w:rPr>
-                <w:rFonts w:ascii="Times New Roman" w:hAnsi="Times New Roman" w:cs="Times New Roman"/>
-              </w:rPr>
-              <w:t>by analysing my overview of progress.</w:t>
+              <w:t>you may fill in the actual content by analysing my overview of progress.</w:t>
             </w:r>
           </w:p>
         </w:tc>
@@ -15836,6 +16266,7 @@
                 <w:rFonts w:ascii="Times New Roman" w:eastAsia="Times New Roman" w:hAnsi="Times New Roman" w:cs="Times New Roman"/>
                 <w:i w:val="0"/>
                 <w:iCs w:val="0"/>
+                <w:noProof/>
                 <w:color w:val="auto"/>
               </w:rPr>
               <w:drawing>
@@ -15964,8 +16395,9 @@
                 <w:iCs w:val="0"/>
                 <w:color w:val="auto"/>
               </w:rPr>
-              <w:t xml:space="preserve">I wanted to </w:t>
-            </w:r>
+              <w:t xml:space="preserve">I wanted to create an </w:t>
+            </w:r>
+            <w:proofErr w:type="gramStart"/>
             <w:r>
               <w:rPr>
                 <w:rFonts w:ascii="Times New Roman" w:eastAsia="Times New Roman" w:hAnsi="Times New Roman" w:cs="Times New Roman"/>
@@ -15973,7 +16405,17 @@
                 <w:iCs w:val="0"/>
                 <w:color w:val="auto"/>
               </w:rPr>
-              <w:t>create an easy to understand infographic of my system in operation.</w:t>
+              <w:t>easy to understand</w:t>
+            </w:r>
+            <w:proofErr w:type="gramEnd"/>
+            <w:r>
+              <w:rPr>
+                <w:rFonts w:ascii="Times New Roman" w:eastAsia="Times New Roman" w:hAnsi="Times New Roman" w:cs="Times New Roman"/>
+                <w:i w:val="0"/>
+                <w:iCs w:val="0"/>
+                <w:color w:val="auto"/>
+              </w:rPr>
+              <w:t xml:space="preserve"> infographic of my system in operation.</w:t>
             </w:r>
           </w:p>
         </w:tc>
@@ -16187,6 +16629,7 @@
                 <w:rFonts w:ascii="Times New Roman" w:eastAsia="Times New Roman" w:hAnsi="Times New Roman" w:cs="Times New Roman"/>
                 <w:i w:val="0"/>
                 <w:iCs w:val="0"/>
+                <w:noProof/>
                 <w:color w:val="auto"/>
               </w:rPr>
               <w:drawing>
@@ -16254,6 +16697,69 @@
           <w:rFonts w:ascii="Times New Roman" w:hAnsi="Times New Roman" w:cs="Times New Roman"/>
         </w:rPr>
       </w:pPr>
+    </w:p>
+    <w:p>
+      <w:pPr>
+        <w:jc w:val="both"/>
+        <w:rPr>
+          <w:rFonts w:ascii="Times New Roman" w:hAnsi="Times New Roman" w:cs="Times New Roman"/>
+        </w:rPr>
+      </w:pPr>
+      <w:r>
+        <w:rPr>
+          <w:rFonts w:ascii="Times New Roman" w:hAnsi="Times New Roman" w:cs="Times New Roman"/>
+        </w:rPr>
+        <w:t>Below is a snippet of the Turnitin score for this report</w:t>
+      </w:r>
+    </w:p>
+    <w:p>
+      <w:pPr>
+        <w:jc w:val="both"/>
+        <w:rPr>
+          <w:rFonts w:ascii="Times New Roman" w:hAnsi="Times New Roman" w:cs="Times New Roman"/>
+        </w:rPr>
+      </w:pPr>
+      <w:r>
+        <w:rPr>
+          <w:rFonts w:ascii="Times New Roman" w:hAnsi="Times New Roman" w:cs="Times New Roman"/>
+          <w:noProof/>
+        </w:rPr>
+        <w:drawing>
+          <wp:inline distT="0" distB="0" distL="0" distR="0" wp14:anchorId="42D2C4F0" wp14:editId="2ABB77FA">
+            <wp:extent cx="5731510" cy="3223260"/>
+            <wp:effectExtent l="0" t="0" r="2540" b="0"/>
+            <wp:docPr id="1279206569" name="Picture 1"/>
+            <wp:cNvGraphicFramePr>
+              <a:graphicFrameLocks xmlns:a="http://schemas.openxmlformats.org/drawingml/2006/main" noChangeAspect="1"/>
+            </wp:cNvGraphicFramePr>
+            <a:graphic xmlns:a="http://schemas.openxmlformats.org/drawingml/2006/main">
+              <a:graphicData uri="http://schemas.openxmlformats.org/drawingml/2006/picture">
+                <pic:pic xmlns:pic="http://schemas.openxmlformats.org/drawingml/2006/picture">
+                  <pic:nvPicPr>
+                    <pic:cNvPr id="1279206569" name=""/>
+                    <pic:cNvPicPr/>
+                  </pic:nvPicPr>
+                  <pic:blipFill>
+                    <a:blip r:embed="rId22"/>
+                    <a:stretch>
+                      <a:fillRect/>
+                    </a:stretch>
+                  </pic:blipFill>
+                  <pic:spPr>
+                    <a:xfrm>
+                      <a:off x="0" y="0"/>
+                      <a:ext cx="5731510" cy="3223260"/>
+                    </a:xfrm>
+                    <a:prstGeom prst="rect">
+                      <a:avLst/>
+                    </a:prstGeom>
+                  </pic:spPr>
+                </pic:pic>
+              </a:graphicData>
+            </a:graphic>
+          </wp:inline>
+        </w:drawing>
+      </w:r>
     </w:p>
     <w:sectPr>
       <w:pgSz w:w="11906" w:h="16838"/>
@@ -18806,6 +19312,7 @@
   <w:style w:type="character" w:default="1" w:styleId="DefaultParagraphFont">
     <w:name w:val="Default Paragraph Font"/>
     <w:uiPriority w:val="1"/>
+    <w:semiHidden/>
     <w:unhideWhenUsed/>
   </w:style>
   <w:style w:type="table" w:default="1" w:styleId="TableNormal">
@@ -19383,6 +19890,15 @@
     <w:uiPriority w:val="99"/>
     <w:rsid w:val="005C226B"/>
   </w:style>
+  <w:style w:type="paragraph" w:styleId="NoSpacing">
+    <w:name w:val="No Spacing"/>
+    <w:uiPriority w:val="1"/>
+    <w:qFormat/>
+    <w:rsid w:val="00B4546E"/>
+    <w:pPr>
+      <w:spacing w:after="0" w:line="240" w:lineRule="auto"/>
+    </w:pPr>
+  </w:style>
 </w:styles>
 </file>
 
